--- a/docx_resources/Вечірня-Утреня/В,У - Мінея/01-Січень/05-__-надвечіря_Богоявлення.docx
+++ b/docx_resources/Вечірня-Утреня/В,У - Мінея/01-Січень/05-__-надвечіря_Богоявлення.docx
@@ -128,7 +128,6 @@
         <w:rPr>
           <w:rFonts w:ascii="Times New Roman" w:eastAsia="Times New Roman" w:hAnsi="Times New Roman" w:cs="Times New Roman"/>
           <w:b/>
-          <w:sz w:val="24"/>
         </w:rPr>
         <w:t>ВЕЧІРНЯ</w:t>
       </w:r>
@@ -768,26 +767,26 @@
           <w:sz w:val="24"/>
           <w:szCs w:val="24"/>
         </w:rPr>
+        <w:t>Поставив їм границю, якої не перейдуть,* щоб знову покрити землю.</w:t>
+      </w:r>
+    </w:p>
+    <w:p>
+      <w:pPr>
+        <w:spacing w:after="120"/>
+        <w:jc w:val="both"/>
+        <w:rPr>
+          <w:rFonts w:ascii="Times New Roman" w:eastAsia="Times New Roman" w:hAnsi="Times New Roman" w:cs="Times New Roman"/>
+          <w:sz w:val="24"/>
+          <w:szCs w:val="24"/>
+        </w:rPr>
+      </w:pPr>
+      <w:r>
+        <w:rPr>
+          <w:rFonts w:ascii="Times New Roman" w:eastAsia="Times New Roman" w:hAnsi="Times New Roman" w:cs="Times New Roman"/>
+          <w:sz w:val="24"/>
+          <w:szCs w:val="24"/>
+        </w:rPr>
         <w:lastRenderedPageBreak/>
-        <w:t>Поставив їм границю, якої не перейдуть,* щоб знову покрити землю.</w:t>
-      </w:r>
-    </w:p>
-    <w:p>
-      <w:pPr>
-        <w:spacing w:after="120"/>
-        <w:jc w:val="both"/>
-        <w:rPr>
-          <w:rFonts w:ascii="Times New Roman" w:eastAsia="Times New Roman" w:hAnsi="Times New Roman" w:cs="Times New Roman"/>
-          <w:sz w:val="24"/>
-          <w:szCs w:val="24"/>
-        </w:rPr>
-      </w:pPr>
-      <w:r>
-        <w:rPr>
-          <w:rFonts w:ascii="Times New Roman" w:eastAsia="Times New Roman" w:hAnsi="Times New Roman" w:cs="Times New Roman"/>
-          <w:sz w:val="24"/>
-          <w:szCs w:val="24"/>
-        </w:rPr>
         <w:t>Джерела посилаєш у ріки,* які течуть проміж горами.</w:t>
       </w:r>
     </w:p>
@@ -1345,7 +1344,6 @@
           <w:b/>
           <w:i/>
           <w:color w:val="FF0000"/>
-          <w:sz w:val="24"/>
         </w:rPr>
         <w:t>Вечірні молитви</w:t>
       </w:r>
@@ -1397,7 +1395,7 @@
           <w:sz w:val="24"/>
           <w:szCs w:val="24"/>
         </w:rPr>
-        <w:t xml:space="preserve"> Господи щедрий і милосердний, довготерпеливий і многомилостивий! Вислухай молитви наші і зверни увагу на голос моління нашого і яви нам знак милости твоєї, наведи </w:t>
+        <w:t xml:space="preserve"> Господи щедрий і милосердний, довготерпеливий і многомилостивий! Вислухай молитви наші і зверни увагу на голос моління нашого і яви нам знак милости твоєї, наведи нас на дорогу твою, щоб ходили ми в твоїй правді. Звесели серця наші, щоб ми боялись імення твого святого, бо ти великий і твориш чуда; ти Бог єдиний і немає подібного тобі між богами, Господи. Ти сильний у милості і добрий у силі, аби допомагати й утішати, і </w:t>
       </w:r>
       <w:r>
         <w:rPr>
@@ -1406,7 +1404,7 @@
           <w:szCs w:val="24"/>
         </w:rPr>
         <w:lastRenderedPageBreak/>
-        <w:t>нас на дорогу твою, щоб ходили ми в твоїй правді. Звесели серця наші, щоб ми боялись імення твого святого, бо ти великий і твориш чуда; ти Бог єдиний і немає подібного тобі між богами, Господи. Ти сильний у милості і добрий у силі, аби допомагати й утішати, і спасати всіх, хто на ім'я твоє святе уповає. Бо тобі належить усяка слава, честь і поклоніння: Отцю, Сину, і Святому Духові, нині і повсякчас, і на віки віків. Амінь.</w:t>
+        <w:t>спасати всіх, хто на ім'я твоє святе уповає. Бо тобі належить усяка слава, честь і поклоніння: Отцю, Сину, і Святому Духові, нині і повсякчас, і на віки віків. Амінь.</w:t>
       </w:r>
     </w:p>
     <w:p>
@@ -1602,7 +1600,7 @@
           <w:sz w:val="24"/>
           <w:szCs w:val="24"/>
         </w:rPr>
-        <w:t xml:space="preserve"> Боже великий і вишній, в тебе одного є безсмертність і в світлі живеш недоступнім. Ти все створіння мудро створив, відокремив світло від темряви і сонце поклав, щоб правити днем, а місяць і зорі, щоб володіли ніччю, нас же грішних вчинив достойними і в теперішню годину стати перед твоїм обличчям, щоб тебе визнавати і принести тобі вечірнє славослов'я. Направ, Чоловіколюбче, молитву нашу, немов кадило, перед тобою і прийми її, як благовонний запах. Дай нам мирний цей вечір і близьку вже ніч; зодягни нас </w:t>
+        <w:t xml:space="preserve"> Боже великий і вишній, в тебе одного є безсмертність і в світлі живеш недоступнім. Ти все створіння мудро створив, відокремив світло від темряви і сонце поклав, щоб правити днем, а місяць і зорі, щоб володіли ніччю, нас же грішних вчинив достойними і в теперішню годину стати перед твоїм обличчям, щоб тебе визнавати і принести тобі вечірнє славослов'я. Направ, Чоловіколюбче, молитву нашу, немов кадило, перед тобою і прийми її, як благовонний запах. Дай нам мирний цей вечір і близьку вже ніч; зодягни нас у броню світла; визволь нас від нічного страху і всякої речі, що в темряві з'являється, і дай сон, що його ти дарував на відпочинок нашій немічності, вільний від усякого маріння диявольського. Владико, давче добра, хай і на нашій постелі, бувши тобі милими, згадуємо вночі твоє ім'я і, просвічувані навчанням твоїх заповідей, встанемо в душевній радості до звеличування твоєї доброти, приносячи твоєму милосердю молитви і моління, за наші і всіх твоїх людей провини. Відвідай їх задля молитов святої Богородиці. Бо ти є </w:t>
       </w:r>
       <w:r>
         <w:rPr>
@@ -1611,7 +1609,7 @@
           <w:szCs w:val="24"/>
         </w:rPr>
         <w:lastRenderedPageBreak/>
-        <w:t>у броню світла; визволь нас від нічного страху і всякої речі, що в темряві з'являється, і дай сон, що його ти дарував на відпочинок нашій немічності, вільний від усякого маріння диявольського. Владико, давче добра, хай і на нашій постелі, бувши тобі милими, згадуємо вночі твоє ім'я і, просвічувані навчанням твоїх заповідей, встанемо в душевній радості до звеличування твоєї доброти, приносячи твоєму милосердю молитви і моління, за наші і всіх твоїх людей провини. Відвідай їх задля молитов святої Богородиці. Бо ти є добрий і чоловіколюбний Бог, і тобі віддаємо славу: Отцю, і Сину, і Святому Духові, нині і повсякчас, і на віки віків. Амінь.</w:t>
+        <w:t>добрий і чоловіколюбний Бог, і тобі віддаємо славу: Отцю, і Сину, і Святому Духові, нині і повсякчас, і на віки віків. Амінь.</w:t>
       </w:r>
     </w:p>
     <w:p>
@@ -2296,68 +2294,77 @@
           <w:sz w:val="24"/>
           <w:szCs w:val="24"/>
         </w:rPr>
+        <w:t>Пресвяту, пречисту, преблагословенну, славну Владичицю нашу Богородицю і приснодіву Марію, з усіма святими пом'янувши, самі себе, і один одного, і все життя наше Христу Богові віддаймо.</w:t>
+      </w:r>
+    </w:p>
+    <w:p>
+      <w:pPr>
+        <w:spacing w:after="120"/>
+        <w:jc w:val="both"/>
+        <w:rPr>
+          <w:rFonts w:ascii="Times New Roman" w:eastAsia="Times New Roman" w:hAnsi="Times New Roman" w:cs="Times New Roman"/>
+          <w:sz w:val="24"/>
+          <w:szCs w:val="24"/>
+        </w:rPr>
+      </w:pPr>
+      <w:r>
+        <w:rPr>
+          <w:rFonts w:ascii="Times New Roman" w:eastAsia="Times New Roman" w:hAnsi="Times New Roman" w:cs="Times New Roman"/>
+          <w:i/>
+          <w:color w:val="FF0000"/>
+          <w:sz w:val="24"/>
+          <w:szCs w:val="24"/>
+        </w:rPr>
+        <w:t>Вірні:</w:t>
+      </w:r>
+      <w:r>
+        <w:rPr>
+          <w:rFonts w:ascii="Times New Roman" w:eastAsia="Times New Roman" w:hAnsi="Times New Roman" w:cs="Times New Roman"/>
+          <w:color w:val="FF0000"/>
+          <w:sz w:val="24"/>
+          <w:szCs w:val="24"/>
+        </w:rPr>
+        <w:t xml:space="preserve"> </w:t>
+      </w:r>
+      <w:r>
+        <w:rPr>
+          <w:rFonts w:ascii="Times New Roman" w:eastAsia="Times New Roman" w:hAnsi="Times New Roman" w:cs="Times New Roman"/>
+          <w:sz w:val="24"/>
+          <w:szCs w:val="24"/>
+        </w:rPr>
+        <w:t>Тобі, Господи.</w:t>
+      </w:r>
+    </w:p>
+    <w:p>
+      <w:pPr>
+        <w:spacing w:after="120"/>
+        <w:jc w:val="both"/>
+        <w:rPr>
+          <w:rFonts w:ascii="Times New Roman" w:eastAsia="Times New Roman" w:hAnsi="Times New Roman" w:cs="Times New Roman"/>
+          <w:i/>
+          <w:sz w:val="24"/>
+          <w:szCs w:val="24"/>
+          <w:u w:val="single"/>
+        </w:rPr>
+      </w:pPr>
+      <w:r>
+        <w:rPr>
+          <w:rFonts w:ascii="Times New Roman" w:eastAsia="Times New Roman" w:hAnsi="Times New Roman" w:cs="Times New Roman"/>
+          <w:sz w:val="24"/>
+          <w:szCs w:val="24"/>
+          <w:u w:val="single"/>
+        </w:rPr>
+        <w:t xml:space="preserve">[Господи щедрий і милосердний, довготерпеливий і многомилостивий! Вислухай молитви наші і зверни увагу на голос моління нашого і яви нам знак милости твоєї, наведи нас на дорогу твою, щоб ходили ми в твоїй правді. Звесели серця наші, щоб ми боялись імення твого святого, бо ти великий і твориш чуда; ти Бог єдиний і немає подібного тобі між </w:t>
+      </w:r>
+      <w:r>
+        <w:rPr>
+          <w:rFonts w:ascii="Times New Roman" w:eastAsia="Times New Roman" w:hAnsi="Times New Roman" w:cs="Times New Roman"/>
+          <w:sz w:val="24"/>
+          <w:szCs w:val="24"/>
+          <w:u w:val="single"/>
+        </w:rPr>
         <w:lastRenderedPageBreak/>
-        <w:t>Пресвяту, пречисту, преблагословенну, славну Владичицю нашу Богородицю і приснодіву Марію, з усіма святими пом'янувши, самі себе, і один одного, і все життя наше Христу Богові віддаймо.</w:t>
-      </w:r>
-    </w:p>
-    <w:p>
-      <w:pPr>
-        <w:spacing w:after="120"/>
-        <w:jc w:val="both"/>
-        <w:rPr>
-          <w:rFonts w:ascii="Times New Roman" w:eastAsia="Times New Roman" w:hAnsi="Times New Roman" w:cs="Times New Roman"/>
-          <w:sz w:val="24"/>
-          <w:szCs w:val="24"/>
-        </w:rPr>
-      </w:pPr>
-      <w:r>
-        <w:rPr>
-          <w:rFonts w:ascii="Times New Roman" w:eastAsia="Times New Roman" w:hAnsi="Times New Roman" w:cs="Times New Roman"/>
-          <w:i/>
-          <w:color w:val="FF0000"/>
-          <w:sz w:val="24"/>
-          <w:szCs w:val="24"/>
-        </w:rPr>
-        <w:t>Вірні:</w:t>
-      </w:r>
-      <w:r>
-        <w:rPr>
-          <w:rFonts w:ascii="Times New Roman" w:eastAsia="Times New Roman" w:hAnsi="Times New Roman" w:cs="Times New Roman"/>
-          <w:color w:val="FF0000"/>
-          <w:sz w:val="24"/>
-          <w:szCs w:val="24"/>
-        </w:rPr>
-        <w:t xml:space="preserve"> </w:t>
-      </w:r>
-      <w:r>
-        <w:rPr>
-          <w:rFonts w:ascii="Times New Roman" w:eastAsia="Times New Roman" w:hAnsi="Times New Roman" w:cs="Times New Roman"/>
-          <w:sz w:val="24"/>
-          <w:szCs w:val="24"/>
-        </w:rPr>
-        <w:t>Тобі, Господи.</w:t>
-      </w:r>
-    </w:p>
-    <w:p>
-      <w:pPr>
-        <w:spacing w:after="120"/>
-        <w:jc w:val="both"/>
-        <w:rPr>
-          <w:rFonts w:ascii="Times New Roman" w:eastAsia="Times New Roman" w:hAnsi="Times New Roman" w:cs="Times New Roman"/>
-          <w:i/>
-          <w:sz w:val="24"/>
-          <w:szCs w:val="24"/>
-          <w:u w:val="single"/>
-        </w:rPr>
-      </w:pPr>
-      <w:r>
-        <w:rPr>
-          <w:rFonts w:ascii="Times New Roman" w:eastAsia="Times New Roman" w:hAnsi="Times New Roman" w:cs="Times New Roman"/>
-          <w:sz w:val="24"/>
-          <w:szCs w:val="24"/>
-          <w:u w:val="single"/>
-        </w:rPr>
-        <w:t>[Господи щедрий і милосердний, довготерпеливий і многомилостивий! Вислухай молитви наші і зверни увагу на голос моління нашого і яви нам знак милости твоєї, наведи нас на дорогу твою, щоб ходили ми в твоїй правді. Звесели серця наші, щоб ми боялись імення твого святого, бо ти великий і твориш чуда; ти Бог єдиний і немає подібного тобі між богами, Господи. Ти сильний у милості і добрий у силі, аби допомагати й утішати, і спасати всіх, хто на ім'я твоє святе уповає.]</w:t>
+        <w:t>богами, Господи. Ти сильний у милості і добрий у силі, аби допомагати й утішати, і спасати всіх, хто на ім'я твоє святе уповає.]</w:t>
       </w:r>
     </w:p>
     <w:p>
@@ -2855,146 +2862,146 @@
           <w:sz w:val="24"/>
           <w:szCs w:val="24"/>
         </w:rPr>
+        <w:t>До тебе, Господи, взиваю й кажу:* Ти моє прибіжище, в землі живих ти − моя доля!</w:t>
+      </w:r>
+    </w:p>
+    <w:p>
+      <w:pPr>
+        <w:spacing w:after="120"/>
+        <w:jc w:val="both"/>
+        <w:rPr>
+          <w:rFonts w:ascii="Times New Roman" w:eastAsia="Times New Roman" w:hAnsi="Times New Roman" w:cs="Times New Roman"/>
+          <w:sz w:val="24"/>
+          <w:szCs w:val="24"/>
+        </w:rPr>
+      </w:pPr>
+      <w:r>
+        <w:rPr>
+          <w:rFonts w:ascii="Times New Roman" w:eastAsia="Times New Roman" w:hAnsi="Times New Roman" w:cs="Times New Roman"/>
+          <w:sz w:val="24"/>
+          <w:szCs w:val="24"/>
+        </w:rPr>
+        <w:t>Зверни увагу на моє благання,* бо я вельми нещасний.</w:t>
+      </w:r>
+    </w:p>
+    <w:p>
+      <w:pPr>
+        <w:spacing w:after="120"/>
+        <w:jc w:val="both"/>
+        <w:rPr>
+          <w:rFonts w:ascii="Times New Roman" w:eastAsia="Times New Roman" w:hAnsi="Times New Roman" w:cs="Times New Roman"/>
+          <w:sz w:val="24"/>
+          <w:szCs w:val="24"/>
+        </w:rPr>
+      </w:pPr>
+      <w:r>
+        <w:rPr>
+          <w:rFonts w:ascii="Times New Roman" w:eastAsia="Times New Roman" w:hAnsi="Times New Roman" w:cs="Times New Roman"/>
+          <w:sz w:val="24"/>
+          <w:szCs w:val="24"/>
+        </w:rPr>
+        <w:t>Спаси мене від гонителів моїх,* бо вони сильніші від мене.</w:t>
+      </w:r>
+    </w:p>
+    <w:p>
+      <w:pPr>
+        <w:spacing w:after="120"/>
+        <w:jc w:val="both"/>
+        <w:rPr>
+          <w:rFonts w:ascii="Times New Roman" w:eastAsia="Times New Roman" w:hAnsi="Times New Roman" w:cs="Times New Roman"/>
+          <w:sz w:val="24"/>
+          <w:szCs w:val="24"/>
+        </w:rPr>
+      </w:pPr>
+      <w:r>
+        <w:rPr>
+          <w:rFonts w:ascii="Times New Roman" w:eastAsia="Times New Roman" w:hAnsi="Times New Roman" w:cs="Times New Roman"/>
+          <w:sz w:val="24"/>
+          <w:szCs w:val="24"/>
+        </w:rPr>
+        <w:t>Виведи з в'язниці мою душу,* щоб дякувати імені твоєму.</w:t>
+      </w:r>
+    </w:p>
+    <w:p>
+      <w:pPr>
+        <w:spacing w:after="120"/>
+        <w:jc w:val="both"/>
+        <w:rPr>
+          <w:rFonts w:ascii="Times New Roman" w:eastAsia="Times New Roman" w:hAnsi="Times New Roman" w:cs="Times New Roman"/>
+          <w:sz w:val="24"/>
+          <w:szCs w:val="24"/>
+        </w:rPr>
+      </w:pPr>
+      <w:r>
+        <w:rPr>
+          <w:rFonts w:ascii="Times New Roman" w:eastAsia="Times New Roman" w:hAnsi="Times New Roman" w:cs="Times New Roman"/>
+          <w:sz w:val="24"/>
+          <w:szCs w:val="24"/>
+        </w:rPr>
+        <w:t>Мене обступлять праведники,* бо ти добро мені вчиниш.</w:t>
+      </w:r>
+    </w:p>
+    <w:p>
+      <w:pPr>
+        <w:spacing w:after="120"/>
+        <w:jc w:val="center"/>
+        <w:rPr>
+          <w:rFonts w:ascii="Times New Roman" w:eastAsia="Times New Roman" w:hAnsi="Times New Roman" w:cs="Times New Roman"/>
+          <w:b/>
+          <w:i/>
+          <w:color w:val="FF0000"/>
+          <w:sz w:val="24"/>
+          <w:szCs w:val="24"/>
+        </w:rPr>
+      </w:pPr>
+      <w:r>
+        <w:rPr>
+          <w:rFonts w:ascii="Times New Roman" w:eastAsia="Times New Roman" w:hAnsi="Times New Roman" w:cs="Times New Roman"/>
+          <w:b/>
+          <w:i/>
+          <w:color w:val="FF0000"/>
+          <w:sz w:val="24"/>
+          <w:szCs w:val="24"/>
+        </w:rPr>
+        <w:t>Псалом 129</w:t>
+      </w:r>
+    </w:p>
+    <w:p>
+      <w:pPr>
+        <w:spacing w:after="120"/>
+        <w:jc w:val="both"/>
+        <w:rPr>
+          <w:rFonts w:ascii="Times New Roman" w:eastAsia="Times New Roman" w:hAnsi="Times New Roman" w:cs="Times New Roman"/>
+          <w:sz w:val="24"/>
+          <w:szCs w:val="24"/>
+        </w:rPr>
+      </w:pPr>
+      <w:r>
+        <w:rPr>
+          <w:rFonts w:ascii="Times New Roman" w:eastAsia="Times New Roman" w:hAnsi="Times New Roman" w:cs="Times New Roman"/>
+          <w:sz w:val="24"/>
+          <w:szCs w:val="24"/>
+        </w:rPr>
+        <w:t>З глибин взиваю до тебе, Господи,* Господи, почуй мій голос.</w:t>
+      </w:r>
+    </w:p>
+    <w:p>
+      <w:pPr>
+        <w:spacing w:after="120"/>
+        <w:jc w:val="both"/>
+        <w:rPr>
+          <w:rFonts w:ascii="Times New Roman" w:eastAsia="Times New Roman" w:hAnsi="Times New Roman" w:cs="Times New Roman"/>
+          <w:sz w:val="24"/>
+          <w:szCs w:val="24"/>
+        </w:rPr>
+      </w:pPr>
+      <w:r>
+        <w:rPr>
+          <w:rFonts w:ascii="Times New Roman" w:eastAsia="Times New Roman" w:hAnsi="Times New Roman" w:cs="Times New Roman"/>
+          <w:sz w:val="24"/>
+          <w:szCs w:val="24"/>
+        </w:rPr>
         <w:lastRenderedPageBreak/>
-        <w:t>До тебе, Господи, взиваю й кажу:* Ти моє прибіжище, в землі живих ти − моя доля!</w:t>
-      </w:r>
-    </w:p>
-    <w:p>
-      <w:pPr>
-        <w:spacing w:after="120"/>
-        <w:jc w:val="both"/>
-        <w:rPr>
-          <w:rFonts w:ascii="Times New Roman" w:eastAsia="Times New Roman" w:hAnsi="Times New Roman" w:cs="Times New Roman"/>
-          <w:sz w:val="24"/>
-          <w:szCs w:val="24"/>
-        </w:rPr>
-      </w:pPr>
-      <w:r>
-        <w:rPr>
-          <w:rFonts w:ascii="Times New Roman" w:eastAsia="Times New Roman" w:hAnsi="Times New Roman" w:cs="Times New Roman"/>
-          <w:sz w:val="24"/>
-          <w:szCs w:val="24"/>
-        </w:rPr>
-        <w:t>Зверни увагу на моє благання,* бо я вельми нещасний.</w:t>
-      </w:r>
-    </w:p>
-    <w:p>
-      <w:pPr>
-        <w:spacing w:after="120"/>
-        <w:jc w:val="both"/>
-        <w:rPr>
-          <w:rFonts w:ascii="Times New Roman" w:eastAsia="Times New Roman" w:hAnsi="Times New Roman" w:cs="Times New Roman"/>
-          <w:sz w:val="24"/>
-          <w:szCs w:val="24"/>
-        </w:rPr>
-      </w:pPr>
-      <w:r>
-        <w:rPr>
-          <w:rFonts w:ascii="Times New Roman" w:eastAsia="Times New Roman" w:hAnsi="Times New Roman" w:cs="Times New Roman"/>
-          <w:sz w:val="24"/>
-          <w:szCs w:val="24"/>
-        </w:rPr>
-        <w:t>Спаси мене від гонителів моїх,* бо вони сильніші від мене.</w:t>
-      </w:r>
-    </w:p>
-    <w:p>
-      <w:pPr>
-        <w:spacing w:after="120"/>
-        <w:jc w:val="both"/>
-        <w:rPr>
-          <w:rFonts w:ascii="Times New Roman" w:eastAsia="Times New Roman" w:hAnsi="Times New Roman" w:cs="Times New Roman"/>
-          <w:sz w:val="24"/>
-          <w:szCs w:val="24"/>
-        </w:rPr>
-      </w:pPr>
-      <w:r>
-        <w:rPr>
-          <w:rFonts w:ascii="Times New Roman" w:eastAsia="Times New Roman" w:hAnsi="Times New Roman" w:cs="Times New Roman"/>
-          <w:sz w:val="24"/>
-          <w:szCs w:val="24"/>
-        </w:rPr>
-        <w:t>Виведи з в'язниці мою душу,* щоб дякувати імені твоєму.</w:t>
-      </w:r>
-    </w:p>
-    <w:p>
-      <w:pPr>
-        <w:spacing w:after="120"/>
-        <w:jc w:val="both"/>
-        <w:rPr>
-          <w:rFonts w:ascii="Times New Roman" w:eastAsia="Times New Roman" w:hAnsi="Times New Roman" w:cs="Times New Roman"/>
-          <w:sz w:val="24"/>
-          <w:szCs w:val="24"/>
-        </w:rPr>
-      </w:pPr>
-      <w:r>
-        <w:rPr>
-          <w:rFonts w:ascii="Times New Roman" w:eastAsia="Times New Roman" w:hAnsi="Times New Roman" w:cs="Times New Roman"/>
-          <w:sz w:val="24"/>
-          <w:szCs w:val="24"/>
-        </w:rPr>
-        <w:t>Мене обступлять праведники,* бо ти добро мені вчиниш.</w:t>
-      </w:r>
-    </w:p>
-    <w:p>
-      <w:pPr>
-        <w:spacing w:after="120"/>
-        <w:jc w:val="center"/>
-        <w:rPr>
-          <w:rFonts w:ascii="Times New Roman" w:eastAsia="Times New Roman" w:hAnsi="Times New Roman" w:cs="Times New Roman"/>
-          <w:b/>
-          <w:i/>
-          <w:color w:val="FF0000"/>
-          <w:sz w:val="24"/>
-          <w:szCs w:val="24"/>
-        </w:rPr>
-      </w:pPr>
-      <w:r>
-        <w:rPr>
-          <w:rFonts w:ascii="Times New Roman" w:eastAsia="Times New Roman" w:hAnsi="Times New Roman" w:cs="Times New Roman"/>
-          <w:b/>
-          <w:i/>
-          <w:color w:val="FF0000"/>
-          <w:sz w:val="24"/>
-          <w:szCs w:val="24"/>
-        </w:rPr>
-        <w:t>Псалом 129</w:t>
-      </w:r>
-    </w:p>
-    <w:p>
-      <w:pPr>
-        <w:spacing w:after="120"/>
-        <w:jc w:val="both"/>
-        <w:rPr>
-          <w:rFonts w:ascii="Times New Roman" w:eastAsia="Times New Roman" w:hAnsi="Times New Roman" w:cs="Times New Roman"/>
-          <w:sz w:val="24"/>
-          <w:szCs w:val="24"/>
-        </w:rPr>
-      </w:pPr>
-      <w:r>
-        <w:rPr>
-          <w:rFonts w:ascii="Times New Roman" w:eastAsia="Times New Roman" w:hAnsi="Times New Roman" w:cs="Times New Roman"/>
-          <w:sz w:val="24"/>
-          <w:szCs w:val="24"/>
-        </w:rPr>
-        <w:t>З глибин взиваю до тебе, Господи,* Господи, почуй мій голос.</w:t>
-      </w:r>
-    </w:p>
-    <w:p>
-      <w:pPr>
-        <w:spacing w:after="120"/>
-        <w:jc w:val="both"/>
-        <w:rPr>
-          <w:rFonts w:ascii="Times New Roman" w:eastAsia="Times New Roman" w:hAnsi="Times New Roman" w:cs="Times New Roman"/>
-          <w:sz w:val="24"/>
-          <w:szCs w:val="24"/>
-        </w:rPr>
-      </w:pPr>
-      <w:r>
-        <w:rPr>
-          <w:rFonts w:ascii="Times New Roman" w:eastAsia="Times New Roman" w:hAnsi="Times New Roman" w:cs="Times New Roman"/>
-          <w:sz w:val="24"/>
-          <w:szCs w:val="24"/>
-        </w:rPr>
         <w:t>Нехай будуть твої вуха уважні,* до голосу благання мого.</w:t>
       </w:r>
     </w:p>
@@ -3015,7 +3022,6 @@
           <w:b/>
           <w:i/>
           <w:color w:val="FF0000"/>
-          <w:sz w:val="24"/>
         </w:rPr>
         <w:t>Стихири</w:t>
       </w:r>
@@ -3095,7 +3101,153 @@
           <w:sz w:val="24"/>
           <w:szCs w:val="24"/>
         </w:rPr>
-        <w:t>Мученики Христові преславні!* Ви ні за що мали* напасті гонителів і тяжку смерть,* відважно й хоробро* стали до змагання* та зодяглись у переможну славу,* тому зараховано вас до всіх праведників,* з якими і вас,* завжди прославляємо і ублажаємо.</w:t>
+        <w:t>Тео́ну і Теопе́мпта</w:t>
+      </w:r>
+      <w:r>
+        <w:rPr>
+          <w:rFonts w:ascii="Times New Roman" w:eastAsia="Times New Roman" w:hAnsi="Times New Roman" w:cs="Times New Roman"/>
+          <w:sz w:val="24"/>
+          <w:szCs w:val="24"/>
+        </w:rPr>
+        <w:t>*</w:t>
+      </w:r>
+      <w:r>
+        <w:rPr>
+          <w:rFonts w:ascii="Times New Roman" w:eastAsia="Times New Roman" w:hAnsi="Times New Roman" w:cs="Times New Roman"/>
+          <w:sz w:val="24"/>
+          <w:szCs w:val="24"/>
+        </w:rPr>
+        <w:t xml:space="preserve"> оспіва́ймо му́дрих!</w:t>
+      </w:r>
+      <w:r>
+        <w:rPr>
+          <w:rFonts w:ascii="Times New Roman" w:eastAsia="Times New Roman" w:hAnsi="Times New Roman" w:cs="Times New Roman"/>
+          <w:sz w:val="24"/>
+          <w:szCs w:val="24"/>
+        </w:rPr>
+        <w:t>*</w:t>
+      </w:r>
+      <w:r>
+        <w:rPr>
+          <w:rFonts w:ascii="Times New Roman" w:eastAsia="Times New Roman" w:hAnsi="Times New Roman" w:cs="Times New Roman"/>
+          <w:sz w:val="24"/>
+          <w:szCs w:val="24"/>
+        </w:rPr>
+        <w:t xml:space="preserve"> Вони́ бо, Христо́вим догма́там підкоря́ючись,</w:t>
+      </w:r>
+      <w:r>
+        <w:rPr>
+          <w:rFonts w:ascii="Times New Roman" w:eastAsia="Times New Roman" w:hAnsi="Times New Roman" w:cs="Times New Roman"/>
+          <w:sz w:val="24"/>
+          <w:szCs w:val="24"/>
+        </w:rPr>
+        <w:t>*</w:t>
+      </w:r>
+      <w:r>
+        <w:rPr>
+          <w:rFonts w:ascii="Times New Roman" w:eastAsia="Times New Roman" w:hAnsi="Times New Roman" w:cs="Times New Roman"/>
+          <w:sz w:val="24"/>
+          <w:szCs w:val="24"/>
+        </w:rPr>
+        <w:t xml:space="preserve"> уся́ке нечести́ве служі́ння</w:t>
+      </w:r>
+      <w:r>
+        <w:rPr>
+          <w:rFonts w:ascii="Times New Roman" w:eastAsia="Times New Roman" w:hAnsi="Times New Roman" w:cs="Times New Roman"/>
+          <w:sz w:val="24"/>
+          <w:szCs w:val="24"/>
+        </w:rPr>
+        <w:t>*</w:t>
+      </w:r>
+      <w:r>
+        <w:rPr>
+          <w:rFonts w:ascii="Times New Roman" w:eastAsia="Times New Roman" w:hAnsi="Times New Roman" w:cs="Times New Roman"/>
+          <w:sz w:val="24"/>
+          <w:szCs w:val="24"/>
+        </w:rPr>
+        <w:t xml:space="preserve"> сві́тло припини́ли</w:t>
+      </w:r>
+      <w:r>
+        <w:rPr>
+          <w:rFonts w:ascii="Times New Roman" w:eastAsia="Times New Roman" w:hAnsi="Times New Roman" w:cs="Times New Roman"/>
+          <w:sz w:val="24"/>
+          <w:szCs w:val="24"/>
+        </w:rPr>
+        <w:t>*</w:t>
+      </w:r>
+      <w:r>
+        <w:rPr>
+          <w:rFonts w:ascii="Times New Roman" w:eastAsia="Times New Roman" w:hAnsi="Times New Roman" w:cs="Times New Roman"/>
+          <w:sz w:val="24"/>
+          <w:szCs w:val="24"/>
+        </w:rPr>
+        <w:t xml:space="preserve"> і свя́то, благогові́йно та благочести́во послужи́ли,</w:t>
+      </w:r>
+      <w:r>
+        <w:rPr>
+          <w:rFonts w:ascii="Times New Roman" w:eastAsia="Times New Roman" w:hAnsi="Times New Roman" w:cs="Times New Roman"/>
+          <w:sz w:val="24"/>
+          <w:szCs w:val="24"/>
+        </w:rPr>
+        <w:t>*</w:t>
+      </w:r>
+      <w:r>
+        <w:rPr>
+          <w:rFonts w:ascii="Times New Roman" w:eastAsia="Times New Roman" w:hAnsi="Times New Roman" w:cs="Times New Roman"/>
+          <w:sz w:val="24"/>
+          <w:szCs w:val="24"/>
+        </w:rPr>
+        <w:t xml:space="preserve"> єди́ного Го́спода і Бо́га</w:t>
+      </w:r>
+      <w:r>
+        <w:rPr>
+          <w:rFonts w:ascii="Times New Roman" w:eastAsia="Times New Roman" w:hAnsi="Times New Roman" w:cs="Times New Roman"/>
+          <w:sz w:val="24"/>
+          <w:szCs w:val="24"/>
+        </w:rPr>
+        <w:t>*</w:t>
+      </w:r>
+      <w:r>
+        <w:rPr>
+          <w:rFonts w:ascii="Times New Roman" w:eastAsia="Times New Roman" w:hAnsi="Times New Roman" w:cs="Times New Roman"/>
+          <w:sz w:val="24"/>
+          <w:szCs w:val="24"/>
+        </w:rPr>
+        <w:t xml:space="preserve"> пе́ред лице́м мучи́телів безстра́шно іспові́дали,</w:t>
+      </w:r>
+      <w:r>
+        <w:rPr>
+          <w:rFonts w:ascii="Times New Roman" w:eastAsia="Times New Roman" w:hAnsi="Times New Roman" w:cs="Times New Roman"/>
+          <w:sz w:val="24"/>
+          <w:szCs w:val="24"/>
+        </w:rPr>
+        <w:t>*</w:t>
+      </w:r>
+      <w:r>
+        <w:rPr>
+          <w:rFonts w:ascii="Times New Roman" w:eastAsia="Times New Roman" w:hAnsi="Times New Roman" w:cs="Times New Roman"/>
+          <w:sz w:val="24"/>
+          <w:szCs w:val="24"/>
+        </w:rPr>
+        <w:t xml:space="preserve"> й уві́нчані були́ з висоти́.</w:t>
+      </w:r>
+      <w:r>
+        <w:rPr>
+          <w:rFonts w:ascii="Times New Roman" w:eastAsia="Times New Roman" w:hAnsi="Times New Roman" w:cs="Times New Roman"/>
+          <w:sz w:val="24"/>
+          <w:szCs w:val="24"/>
+          <w:vertAlign w:val="superscript"/>
+        </w:rPr>
+        <w:t xml:space="preserve"> </w:t>
+      </w:r>
+      <w:r>
+        <w:rPr>
+          <w:rFonts w:ascii="Times New Roman" w:eastAsia="Times New Roman" w:hAnsi="Times New Roman" w:cs="Times New Roman"/>
+          <w:sz w:val="24"/>
+          <w:szCs w:val="24"/>
+          <w:vertAlign w:val="superscript"/>
+        </w:rPr>
+        <w:t>[АП]</w:t>
       </w:r>
     </w:p>
     <w:p>
@@ -3154,7 +3306,153 @@
           <w:sz w:val="24"/>
           <w:szCs w:val="24"/>
         </w:rPr>
-        <w:t>Мученики Христові преблаженні!* Ви віддали себе добровільно* на смерть і жертву* та й кров'ю вашою* освятили землю,* повітря ж освітлили вашим відходом.* Тепер ви проживаєте на небі в світлі незахіднім* і молитеся завжди за нас,* Боговидці.</w:t>
+        <w:t>Прина́ди до́лішні життя́,</w:t>
+      </w:r>
+      <w:r>
+        <w:rPr>
+          <w:rFonts w:ascii="Times New Roman" w:eastAsia="Times New Roman" w:hAnsi="Times New Roman" w:cs="Times New Roman"/>
+          <w:sz w:val="24"/>
+          <w:szCs w:val="24"/>
+        </w:rPr>
+        <w:t>*</w:t>
+      </w:r>
+      <w:r>
+        <w:rPr>
+          <w:rFonts w:ascii="Times New Roman" w:eastAsia="Times New Roman" w:hAnsi="Times New Roman" w:cs="Times New Roman"/>
+          <w:sz w:val="24"/>
+          <w:szCs w:val="24"/>
+        </w:rPr>
+        <w:t xml:space="preserve"> і вдово́лення від насоло́д,</w:t>
+      </w:r>
+      <w:r>
+        <w:rPr>
+          <w:rFonts w:ascii="Times New Roman" w:eastAsia="Times New Roman" w:hAnsi="Times New Roman" w:cs="Times New Roman"/>
+          <w:sz w:val="24"/>
+          <w:szCs w:val="24"/>
+        </w:rPr>
+        <w:t>*</w:t>
+      </w:r>
+      <w:r>
+        <w:rPr>
+          <w:rFonts w:ascii="Times New Roman" w:eastAsia="Times New Roman" w:hAnsi="Times New Roman" w:cs="Times New Roman"/>
+          <w:sz w:val="24"/>
+          <w:szCs w:val="24"/>
+        </w:rPr>
+        <w:t xml:space="preserve"> і квіту́чу сла́ву обли́шивши</w:t>
+      </w:r>
+      <w:r>
+        <w:rPr>
+          <w:rFonts w:ascii="Times New Roman" w:eastAsia="Times New Roman" w:hAnsi="Times New Roman" w:cs="Times New Roman"/>
+          <w:sz w:val="24"/>
+          <w:szCs w:val="24"/>
+        </w:rPr>
+        <w:t>*</w:t>
+      </w:r>
+      <w:r>
+        <w:rPr>
+          <w:rFonts w:ascii="Times New Roman" w:eastAsia="Times New Roman" w:hAnsi="Times New Roman" w:cs="Times New Roman"/>
+          <w:sz w:val="24"/>
+          <w:szCs w:val="24"/>
+        </w:rPr>
+        <w:t xml:space="preserve"> як доча́сну, всехва́льні,</w:t>
+      </w:r>
+      <w:r>
+        <w:rPr>
+          <w:rFonts w:ascii="Times New Roman" w:eastAsia="Times New Roman" w:hAnsi="Times New Roman" w:cs="Times New Roman"/>
+          <w:sz w:val="24"/>
+          <w:szCs w:val="24"/>
+        </w:rPr>
+        <w:t>*</w:t>
+      </w:r>
+      <w:r>
+        <w:rPr>
+          <w:rFonts w:ascii="Times New Roman" w:eastAsia="Times New Roman" w:hAnsi="Times New Roman" w:cs="Times New Roman"/>
+          <w:sz w:val="24"/>
+          <w:szCs w:val="24"/>
+        </w:rPr>
+        <w:t xml:space="preserve"> до Христа́ ви пригорну́лися,</w:t>
+      </w:r>
+      <w:r>
+        <w:rPr>
+          <w:rFonts w:ascii="Times New Roman" w:eastAsia="Times New Roman" w:hAnsi="Times New Roman" w:cs="Times New Roman"/>
+          <w:sz w:val="24"/>
+          <w:szCs w:val="24"/>
+        </w:rPr>
+        <w:t>*</w:t>
+      </w:r>
+      <w:r>
+        <w:rPr>
+          <w:rFonts w:ascii="Times New Roman" w:eastAsia="Times New Roman" w:hAnsi="Times New Roman" w:cs="Times New Roman"/>
+          <w:sz w:val="24"/>
+          <w:szCs w:val="24"/>
+        </w:rPr>
+        <w:t xml:space="preserve"> розпа́лювані Його́ прина́дною красо́ю,</w:t>
+      </w:r>
+      <w:r>
+        <w:rPr>
+          <w:rFonts w:ascii="Times New Roman" w:eastAsia="Times New Roman" w:hAnsi="Times New Roman" w:cs="Times New Roman"/>
+          <w:sz w:val="24"/>
+          <w:szCs w:val="24"/>
+        </w:rPr>
+        <w:t>*</w:t>
+      </w:r>
+      <w:r>
+        <w:rPr>
+          <w:rFonts w:ascii="Times New Roman" w:eastAsia="Times New Roman" w:hAnsi="Times New Roman" w:cs="Times New Roman"/>
+          <w:sz w:val="24"/>
+          <w:szCs w:val="24"/>
+        </w:rPr>
+        <w:t xml:space="preserve"> і принесли́ себе́, мов солодкопаху́чі троя́нди,</w:t>
+      </w:r>
+      <w:r>
+        <w:rPr>
+          <w:rFonts w:ascii="Times New Roman" w:eastAsia="Times New Roman" w:hAnsi="Times New Roman" w:cs="Times New Roman"/>
+          <w:sz w:val="24"/>
+          <w:szCs w:val="24"/>
+        </w:rPr>
+        <w:t>*</w:t>
+      </w:r>
+      <w:r>
+        <w:rPr>
+          <w:rFonts w:ascii="Times New Roman" w:eastAsia="Times New Roman" w:hAnsi="Times New Roman" w:cs="Times New Roman"/>
+          <w:sz w:val="24"/>
+          <w:szCs w:val="24"/>
+        </w:rPr>
+        <w:t xml:space="preserve"> і вінце́м нетлі́нного Ца́рства</w:t>
+      </w:r>
+      <w:r>
+        <w:rPr>
+          <w:rFonts w:ascii="Times New Roman" w:eastAsia="Times New Roman" w:hAnsi="Times New Roman" w:cs="Times New Roman"/>
+          <w:sz w:val="24"/>
+          <w:szCs w:val="24"/>
+        </w:rPr>
+        <w:t>*</w:t>
+      </w:r>
+      <w:r>
+        <w:rPr>
+          <w:rFonts w:ascii="Times New Roman" w:eastAsia="Times New Roman" w:hAnsi="Times New Roman" w:cs="Times New Roman"/>
+          <w:sz w:val="24"/>
+          <w:szCs w:val="24"/>
+        </w:rPr>
+        <w:t xml:space="preserve"> богоподі́бно увінча́лися!</w:t>
+      </w:r>
+      <w:r>
+        <w:rPr>
+          <w:rFonts w:ascii="Times New Roman" w:eastAsia="Times New Roman" w:hAnsi="Times New Roman" w:cs="Times New Roman"/>
+          <w:sz w:val="24"/>
+          <w:szCs w:val="24"/>
+          <w:vertAlign w:val="superscript"/>
+        </w:rPr>
+        <w:t xml:space="preserve"> </w:t>
+      </w:r>
+      <w:r>
+        <w:rPr>
+          <w:rFonts w:ascii="Times New Roman" w:eastAsia="Times New Roman" w:hAnsi="Times New Roman" w:cs="Times New Roman"/>
+          <w:sz w:val="24"/>
+          <w:szCs w:val="24"/>
+          <w:vertAlign w:val="superscript"/>
+        </w:rPr>
+        <w:t>[АП]</w:t>
       </w:r>
     </w:p>
     <w:p>
@@ -3213,7 +3511,153 @@
           <w:sz w:val="24"/>
           <w:szCs w:val="24"/>
         </w:rPr>
-        <w:t>Мученики Христові непереможні!* Ви жару мук пройшли* без всякої шкоди* росою божественної благодаті* і сподобилися жити на водах відпочинку,* прийнявши вінки перемоги.* Тому нині з радістю* спогадуємо, Святі, вашу пам'ять,* Христа прославляючи.</w:t>
+        <w:t>Ви, що світ знена́виділи,</w:t>
+      </w:r>
+      <w:r>
+        <w:rPr>
+          <w:rFonts w:ascii="Times New Roman" w:eastAsia="Times New Roman" w:hAnsi="Times New Roman" w:cs="Times New Roman"/>
+          <w:sz w:val="24"/>
+          <w:szCs w:val="24"/>
+        </w:rPr>
+        <w:t>*</w:t>
+      </w:r>
+      <w:r>
+        <w:rPr>
+          <w:rFonts w:ascii="Times New Roman" w:eastAsia="Times New Roman" w:hAnsi="Times New Roman" w:cs="Times New Roman"/>
+          <w:sz w:val="24"/>
+          <w:szCs w:val="24"/>
+        </w:rPr>
+        <w:t xml:space="preserve"> понадсві́тніми яви́лися,</w:t>
+      </w:r>
+      <w:r>
+        <w:rPr>
+          <w:rFonts w:ascii="Times New Roman" w:eastAsia="Times New Roman" w:hAnsi="Times New Roman" w:cs="Times New Roman"/>
+          <w:sz w:val="24"/>
+          <w:szCs w:val="24"/>
+        </w:rPr>
+        <w:t>*</w:t>
+      </w:r>
+      <w:r>
+        <w:rPr>
+          <w:rFonts w:ascii="Times New Roman" w:eastAsia="Times New Roman" w:hAnsi="Times New Roman" w:cs="Times New Roman"/>
+          <w:sz w:val="24"/>
+          <w:szCs w:val="24"/>
+        </w:rPr>
+        <w:t xml:space="preserve"> у Це́ркві перворо́дних зібра́лися</w:t>
+      </w:r>
+      <w:r>
+        <w:rPr>
+          <w:rFonts w:ascii="Times New Roman" w:eastAsia="Times New Roman" w:hAnsi="Times New Roman" w:cs="Times New Roman"/>
+          <w:sz w:val="24"/>
+          <w:szCs w:val="24"/>
+        </w:rPr>
+        <w:t>*</w:t>
+      </w:r>
+      <w:r>
+        <w:rPr>
+          <w:rFonts w:ascii="Times New Roman" w:eastAsia="Times New Roman" w:hAnsi="Times New Roman" w:cs="Times New Roman"/>
+          <w:sz w:val="24"/>
+          <w:szCs w:val="24"/>
+        </w:rPr>
+        <w:t xml:space="preserve"> і з а́нгелами співа́єте</w:t>
+      </w:r>
+      <w:r>
+        <w:rPr>
+          <w:rFonts w:ascii="Times New Roman" w:eastAsia="Times New Roman" w:hAnsi="Times New Roman" w:cs="Times New Roman"/>
+          <w:sz w:val="24"/>
+          <w:szCs w:val="24"/>
+        </w:rPr>
+        <w:t>*</w:t>
+      </w:r>
+      <w:r>
+        <w:rPr>
+          <w:rFonts w:ascii="Times New Roman" w:eastAsia="Times New Roman" w:hAnsi="Times New Roman" w:cs="Times New Roman"/>
+          <w:sz w:val="24"/>
+          <w:szCs w:val="24"/>
+        </w:rPr>
+        <w:t xml:space="preserve"> пі́сню нетлі́нну,</w:t>
+      </w:r>
+      <w:r>
+        <w:rPr>
+          <w:rFonts w:ascii="Times New Roman" w:eastAsia="Times New Roman" w:hAnsi="Times New Roman" w:cs="Times New Roman"/>
+          <w:sz w:val="24"/>
+          <w:szCs w:val="24"/>
+        </w:rPr>
+        <w:t>*</w:t>
+      </w:r>
+      <w:r>
+        <w:rPr>
+          <w:rFonts w:ascii="Times New Roman" w:eastAsia="Times New Roman" w:hAnsi="Times New Roman" w:cs="Times New Roman"/>
+          <w:sz w:val="24"/>
+          <w:szCs w:val="24"/>
+        </w:rPr>
+        <w:t xml:space="preserve"> стоячи́ пе́ред Лице́м Бо́жим,</w:t>
+      </w:r>
+      <w:r>
+        <w:rPr>
+          <w:rFonts w:ascii="Times New Roman" w:eastAsia="Times New Roman" w:hAnsi="Times New Roman" w:cs="Times New Roman"/>
+          <w:sz w:val="24"/>
+          <w:szCs w:val="24"/>
+        </w:rPr>
+        <w:t>*</w:t>
+      </w:r>
+      <w:r>
+        <w:rPr>
+          <w:rFonts w:ascii="Times New Roman" w:eastAsia="Times New Roman" w:hAnsi="Times New Roman" w:cs="Times New Roman"/>
+          <w:sz w:val="24"/>
+          <w:szCs w:val="24"/>
+        </w:rPr>
+        <w:t xml:space="preserve"> скве́рний і́дольський обма́н відки́нувши</w:t>
+      </w:r>
+      <w:r>
+        <w:rPr>
+          <w:rFonts w:ascii="Times New Roman" w:eastAsia="Times New Roman" w:hAnsi="Times New Roman" w:cs="Times New Roman"/>
+          <w:sz w:val="24"/>
+          <w:szCs w:val="24"/>
+        </w:rPr>
+        <w:t>*</w:t>
+      </w:r>
+      <w:r>
+        <w:rPr>
+          <w:rFonts w:ascii="Times New Roman" w:eastAsia="Times New Roman" w:hAnsi="Times New Roman" w:cs="Times New Roman"/>
+          <w:sz w:val="24"/>
+          <w:szCs w:val="24"/>
+        </w:rPr>
+        <w:t xml:space="preserve"> – ви, що мучи́телів навіже́нство</w:t>
+      </w:r>
+      <w:r>
+        <w:rPr>
+          <w:rFonts w:ascii="Times New Roman" w:eastAsia="Times New Roman" w:hAnsi="Times New Roman" w:cs="Times New Roman"/>
+          <w:sz w:val="24"/>
+          <w:szCs w:val="24"/>
+        </w:rPr>
+        <w:t>*</w:t>
+      </w:r>
+      <w:r>
+        <w:rPr>
+          <w:rFonts w:ascii="Times New Roman" w:eastAsia="Times New Roman" w:hAnsi="Times New Roman" w:cs="Times New Roman"/>
+          <w:sz w:val="24"/>
+          <w:szCs w:val="24"/>
+        </w:rPr>
+        <w:t xml:space="preserve"> му́ченицьки посоро́мили.</w:t>
+      </w:r>
+      <w:r>
+        <w:rPr>
+          <w:rFonts w:ascii="Times New Roman" w:eastAsia="Times New Roman" w:hAnsi="Times New Roman" w:cs="Times New Roman"/>
+          <w:sz w:val="24"/>
+          <w:szCs w:val="24"/>
+          <w:vertAlign w:val="superscript"/>
+        </w:rPr>
+        <w:t xml:space="preserve"> </w:t>
+      </w:r>
+      <w:r>
+        <w:rPr>
+          <w:rFonts w:ascii="Times New Roman" w:eastAsia="Times New Roman" w:hAnsi="Times New Roman" w:cs="Times New Roman"/>
+          <w:sz w:val="24"/>
+          <w:szCs w:val="24"/>
+          <w:vertAlign w:val="superscript"/>
+        </w:rPr>
+        <w:t>[АП]</w:t>
       </w:r>
     </w:p>
     <w:p>
@@ -3286,8 +3730,6 @@
       <w:r>
         <w:rPr>
           <w:rFonts w:ascii="Times New Roman" w:eastAsia="Times New Roman" w:hAnsi="Times New Roman" w:cs="Times New Roman"/>
-          <w:i/>
-          <w:color w:val="FF0000"/>
           <w:sz w:val="24"/>
           <w:szCs w:val="24"/>
         </w:rPr>
@@ -3301,6 +3743,42 @@
         </w:rPr>
         <w:t>, передала своє тіло на всілякі страждання,* і нині приймаєш нагороду за труди,* з Христом радіючи.</w:t>
       </w:r>
+      <w:r>
+        <w:rPr>
+          <w:rFonts w:ascii="Times New Roman" w:eastAsia="Times New Roman" w:hAnsi="Times New Roman" w:cs="Times New Roman"/>
+          <w:sz w:val="24"/>
+          <w:szCs w:val="24"/>
+          <w:vertAlign w:val="superscript"/>
+        </w:rPr>
+        <w:t xml:space="preserve"> </w:t>
+      </w:r>
+      <w:r>
+        <w:rPr>
+          <w:rFonts w:ascii="Times New Roman" w:eastAsia="Times New Roman" w:hAnsi="Times New Roman" w:cs="Times New Roman"/>
+          <w:sz w:val="24"/>
+          <w:szCs w:val="24"/>
+          <w:vertAlign w:val="superscript"/>
+        </w:rPr>
+        <w:t>[</w:t>
+      </w:r>
+      <w:r>
+        <w:rPr>
+          <w:rFonts w:ascii="Times New Roman" w:eastAsia="Times New Roman" w:hAnsi="Times New Roman" w:cs="Times New Roman"/>
+          <w:sz w:val="24"/>
+          <w:szCs w:val="24"/>
+          <w:vertAlign w:val="superscript"/>
+        </w:rPr>
+        <w:t>ЧСВВ</w:t>
+      </w:r>
+      <w:r>
+        <w:rPr>
+          <w:rFonts w:ascii="Times New Roman" w:eastAsia="Times New Roman" w:hAnsi="Times New Roman" w:cs="Times New Roman"/>
+          <w:sz w:val="24"/>
+          <w:szCs w:val="24"/>
+          <w:vertAlign w:val="superscript"/>
+        </w:rPr>
+        <w:t>]</w:t>
+      </w:r>
     </w:p>
     <w:p>
       <w:pPr>
@@ -3386,8 +3864,6 @@
       <w:r>
         <w:rPr>
           <w:rFonts w:ascii="Times New Roman" w:eastAsia="Times New Roman" w:hAnsi="Times New Roman" w:cs="Times New Roman"/>
-          <w:i/>
-          <w:color w:val="FF0000"/>
           <w:sz w:val="24"/>
           <w:szCs w:val="24"/>
         </w:rPr>
@@ -3401,6 +3877,42 @@
         </w:rPr>
         <w:t>,* ти захотіла стати невістою Христовою* і прикрасила себе всілякими добрими ділами* і трудами стриманости;* тому з Христом царюєш* в його весільній світлиці.</w:t>
       </w:r>
+      <w:r>
+        <w:rPr>
+          <w:rFonts w:ascii="Times New Roman" w:eastAsia="Times New Roman" w:hAnsi="Times New Roman" w:cs="Times New Roman"/>
+          <w:sz w:val="24"/>
+          <w:szCs w:val="24"/>
+          <w:vertAlign w:val="superscript"/>
+        </w:rPr>
+        <w:t xml:space="preserve"> </w:t>
+      </w:r>
+      <w:r>
+        <w:rPr>
+          <w:rFonts w:ascii="Times New Roman" w:eastAsia="Times New Roman" w:hAnsi="Times New Roman" w:cs="Times New Roman"/>
+          <w:sz w:val="24"/>
+          <w:szCs w:val="24"/>
+          <w:vertAlign w:val="superscript"/>
+        </w:rPr>
+        <w:t>[</w:t>
+      </w:r>
+      <w:r>
+        <w:rPr>
+          <w:rFonts w:ascii="Times New Roman" w:eastAsia="Times New Roman" w:hAnsi="Times New Roman" w:cs="Times New Roman"/>
+          <w:sz w:val="24"/>
+          <w:szCs w:val="24"/>
+          <w:vertAlign w:val="superscript"/>
+        </w:rPr>
+        <w:t>ЧСВВ</w:t>
+      </w:r>
+      <w:r>
+        <w:rPr>
+          <w:rFonts w:ascii="Times New Roman" w:eastAsia="Times New Roman" w:hAnsi="Times New Roman" w:cs="Times New Roman"/>
+          <w:sz w:val="24"/>
+          <w:szCs w:val="24"/>
+          <w:vertAlign w:val="superscript"/>
+        </w:rPr>
+        <w:t>]</w:t>
+      </w:r>
     </w:p>
     <w:p>
       <w:pPr>
@@ -3463,8 +3975,6 @@
       <w:r>
         <w:rPr>
           <w:rFonts w:ascii="Times New Roman" w:eastAsia="Times New Roman" w:hAnsi="Times New Roman" w:cs="Times New Roman"/>
-          <w:i/>
-          <w:color w:val="FF0000"/>
           <w:sz w:val="24"/>
           <w:szCs w:val="24"/>
         </w:rPr>
@@ -3478,6 +3988,42 @@
         </w:rPr>
         <w:t>,* насолоджуючись божественною славою,* і молишся, щоб і ми спаслися.</w:t>
       </w:r>
+      <w:r>
+        <w:rPr>
+          <w:rFonts w:ascii="Times New Roman" w:eastAsia="Times New Roman" w:hAnsi="Times New Roman" w:cs="Times New Roman"/>
+          <w:sz w:val="24"/>
+          <w:szCs w:val="24"/>
+          <w:vertAlign w:val="superscript"/>
+        </w:rPr>
+        <w:t xml:space="preserve"> </w:t>
+      </w:r>
+      <w:r>
+        <w:rPr>
+          <w:rFonts w:ascii="Times New Roman" w:eastAsia="Times New Roman" w:hAnsi="Times New Roman" w:cs="Times New Roman"/>
+          <w:sz w:val="24"/>
+          <w:szCs w:val="24"/>
+          <w:vertAlign w:val="superscript"/>
+        </w:rPr>
+        <w:t>[</w:t>
+      </w:r>
+      <w:r>
+        <w:rPr>
+          <w:rFonts w:ascii="Times New Roman" w:eastAsia="Times New Roman" w:hAnsi="Times New Roman" w:cs="Times New Roman"/>
+          <w:sz w:val="24"/>
+          <w:szCs w:val="24"/>
+          <w:vertAlign w:val="superscript"/>
+        </w:rPr>
+        <w:t>ЧСВВ</w:t>
+      </w:r>
+      <w:r>
+        <w:rPr>
+          <w:rFonts w:ascii="Times New Roman" w:eastAsia="Times New Roman" w:hAnsi="Times New Roman" w:cs="Times New Roman"/>
+          <w:sz w:val="24"/>
+          <w:szCs w:val="24"/>
+          <w:vertAlign w:val="superscript"/>
+        </w:rPr>
+        <w:t>]</w:t>
+      </w:r>
     </w:p>
     <w:p>
       <w:pPr>
@@ -3501,6 +4047,24 @@
       <w:r>
         <w:rPr>
           <w:rFonts w:ascii="Times New Roman" w:eastAsia="Times New Roman" w:hAnsi="Times New Roman" w:cs="Times New Roman"/>
+          <w:b/>
+          <w:sz w:val="24"/>
+          <w:szCs w:val="24"/>
+        </w:rPr>
+        <w:t>, і</w:t>
+      </w:r>
+      <w:r>
+        <w:rPr>
+          <w:rFonts w:ascii="Times New Roman" w:eastAsia="Times New Roman" w:hAnsi="Times New Roman" w:cs="Times New Roman"/>
+          <w:b/>
+          <w:sz w:val="24"/>
+          <w:szCs w:val="24"/>
+        </w:rPr>
+        <w:t xml:space="preserve"> нині</w:t>
+      </w:r>
+      <w:r>
+        <w:rPr>
+          <w:rFonts w:ascii="Times New Roman" w:eastAsia="Times New Roman" w:hAnsi="Times New Roman" w:cs="Times New Roman"/>
           <w:sz w:val="24"/>
           <w:szCs w:val="24"/>
         </w:rPr>
@@ -3509,11 +4073,12 @@
       <w:r>
         <w:rPr>
           <w:rFonts w:ascii="Times New Roman" w:eastAsia="Times New Roman" w:hAnsi="Times New Roman" w:cs="Times New Roman"/>
-          <w:b/>
-          <w:sz w:val="24"/>
-          <w:szCs w:val="24"/>
-        </w:rPr>
-        <w:t>І нині</w:t>
+          <w:i/>
+          <w:color w:val="FF0000"/>
+          <w:sz w:val="24"/>
+          <w:szCs w:val="24"/>
+        </w:rPr>
+        <w:t>(г. 6):</w:t>
       </w:r>
       <w:r>
         <w:rPr>
@@ -3526,20 +4091,172 @@
       <w:r>
         <w:rPr>
           <w:rFonts w:ascii="Times New Roman" w:eastAsia="Times New Roman" w:hAnsi="Times New Roman" w:cs="Times New Roman"/>
-          <w:i/>
-          <w:color w:val="FF0000"/>
-          <w:sz w:val="24"/>
-          <w:szCs w:val="24"/>
-        </w:rPr>
-        <w:t>(г. 6):</w:t>
-      </w:r>
-      <w:r>
-        <w:rPr>
-          <w:rFonts w:ascii="Times New Roman" w:eastAsia="Times New Roman" w:hAnsi="Times New Roman" w:cs="Times New Roman"/>
-          <w:sz w:val="24"/>
-          <w:szCs w:val="24"/>
-        </w:rPr>
-        <w:t xml:space="preserve"> Приходить на Йордан Христос – Істина, щоб христитися від Івана,* і цей каже йому:* Я потребую від тебе христитися, а ти йдеш до мене?* Не смію, як сіно, діткнутися вогню!* Ти мене освяти, Владико, божественним явлінням своїм.</w:t>
+          <w:sz w:val="24"/>
+          <w:szCs w:val="24"/>
+        </w:rPr>
+        <w:t>Готу́йся, Йорда́не-ріко́:</w:t>
+      </w:r>
+      <w:r>
+        <w:rPr>
+          <w:rFonts w:ascii="Times New Roman" w:eastAsia="Times New Roman" w:hAnsi="Times New Roman" w:cs="Times New Roman"/>
+          <w:sz w:val="24"/>
+          <w:szCs w:val="24"/>
+        </w:rPr>
+        <w:t>*</w:t>
+      </w:r>
+      <w:r>
+        <w:rPr>
+          <w:rFonts w:ascii="Times New Roman" w:eastAsia="Times New Roman" w:hAnsi="Times New Roman" w:cs="Times New Roman"/>
+          <w:sz w:val="24"/>
+          <w:szCs w:val="24"/>
+        </w:rPr>
+        <w:t xml:space="preserve"> ось бо прихо́дить Христо́с Бог охрести́тися від Йоа́на,</w:t>
+      </w:r>
+      <w:r>
+        <w:rPr>
+          <w:rFonts w:ascii="Times New Roman" w:eastAsia="Times New Roman" w:hAnsi="Times New Roman" w:cs="Times New Roman"/>
+          <w:sz w:val="24"/>
+          <w:szCs w:val="24"/>
+        </w:rPr>
+        <w:t>*</w:t>
+      </w:r>
+      <w:r>
+        <w:rPr>
+          <w:rFonts w:ascii="Times New Roman" w:eastAsia="Times New Roman" w:hAnsi="Times New Roman" w:cs="Times New Roman"/>
+          <w:sz w:val="24"/>
+          <w:szCs w:val="24"/>
+        </w:rPr>
+        <w:t xml:space="preserve"> щоб змі́їв неви́димі го́лови сокруши́ти Божество́м у во́дах твої́х.</w:t>
+      </w:r>
+      <w:r>
+        <w:rPr>
+          <w:rFonts w:ascii="Times New Roman" w:eastAsia="Times New Roman" w:hAnsi="Times New Roman" w:cs="Times New Roman"/>
+          <w:sz w:val="24"/>
+          <w:szCs w:val="24"/>
+        </w:rPr>
+        <w:t>*</w:t>
+      </w:r>
+      <w:r>
+        <w:rPr>
+          <w:rFonts w:ascii="Times New Roman" w:eastAsia="Times New Roman" w:hAnsi="Times New Roman" w:cs="Times New Roman"/>
+          <w:sz w:val="24"/>
+          <w:szCs w:val="24"/>
+        </w:rPr>
+        <w:t xml:space="preserve"> Ра́дуйся, пусте́ле Йорда́нська,</w:t>
+      </w:r>
+      <w:r>
+        <w:rPr>
+          <w:rFonts w:ascii="Times New Roman" w:eastAsia="Times New Roman" w:hAnsi="Times New Roman" w:cs="Times New Roman"/>
+          <w:sz w:val="24"/>
+          <w:szCs w:val="24"/>
+        </w:rPr>
+        <w:t>*</w:t>
+      </w:r>
+      <w:r>
+        <w:rPr>
+          <w:rFonts w:ascii="Times New Roman" w:eastAsia="Times New Roman" w:hAnsi="Times New Roman" w:cs="Times New Roman"/>
+          <w:sz w:val="24"/>
+          <w:szCs w:val="24"/>
+        </w:rPr>
+        <w:t xml:space="preserve"> го́ри, танцю́йте з весе́лістю:</w:t>
+      </w:r>
+      <w:r>
+        <w:rPr>
+          <w:rFonts w:ascii="Times New Roman" w:eastAsia="Times New Roman" w:hAnsi="Times New Roman" w:cs="Times New Roman"/>
+          <w:sz w:val="24"/>
+          <w:szCs w:val="24"/>
+        </w:rPr>
+        <w:t>*</w:t>
+      </w:r>
+      <w:r>
+        <w:rPr>
+          <w:rFonts w:ascii="Times New Roman" w:eastAsia="Times New Roman" w:hAnsi="Times New Roman" w:cs="Times New Roman"/>
+          <w:sz w:val="24"/>
+          <w:szCs w:val="24"/>
+        </w:rPr>
+        <w:t xml:space="preserve"> адже́ прихо́дить Ві́чне Життя́, щоб зно́ву прикли́кати Ада́ма.</w:t>
+      </w:r>
+      <w:r>
+        <w:rPr>
+          <w:rFonts w:ascii="Times New Roman" w:eastAsia="Times New Roman" w:hAnsi="Times New Roman" w:cs="Times New Roman"/>
+          <w:sz w:val="24"/>
+          <w:szCs w:val="24"/>
+        </w:rPr>
+        <w:t>*</w:t>
+      </w:r>
+      <w:r>
+        <w:rPr>
+          <w:rFonts w:ascii="Times New Roman" w:eastAsia="Times New Roman" w:hAnsi="Times New Roman" w:cs="Times New Roman"/>
+          <w:sz w:val="24"/>
+          <w:szCs w:val="24"/>
+        </w:rPr>
+        <w:t xml:space="preserve"> Го́лосе вопію́щого,</w:t>
+      </w:r>
+      <w:r>
+        <w:rPr>
+          <w:rFonts w:ascii="Times New Roman" w:eastAsia="Times New Roman" w:hAnsi="Times New Roman" w:cs="Times New Roman"/>
+          <w:sz w:val="24"/>
+          <w:szCs w:val="24"/>
+        </w:rPr>
+        <w:t>*</w:t>
+      </w:r>
+      <w:r>
+        <w:rPr>
+          <w:rFonts w:ascii="Times New Roman" w:eastAsia="Times New Roman" w:hAnsi="Times New Roman" w:cs="Times New Roman"/>
+          <w:sz w:val="24"/>
+          <w:szCs w:val="24"/>
+        </w:rPr>
+        <w:t xml:space="preserve"> завола́й, о Йоа́не Предте́че:</w:t>
+      </w:r>
+      <w:r>
+        <w:rPr>
+          <w:rFonts w:ascii="Times New Roman" w:eastAsia="Times New Roman" w:hAnsi="Times New Roman" w:cs="Times New Roman"/>
+          <w:sz w:val="24"/>
+          <w:szCs w:val="24"/>
+        </w:rPr>
+        <w:t>*</w:t>
+      </w:r>
+      <w:r>
+        <w:rPr>
+          <w:rFonts w:ascii="Times New Roman" w:eastAsia="Times New Roman" w:hAnsi="Times New Roman" w:cs="Times New Roman"/>
+          <w:sz w:val="24"/>
+          <w:szCs w:val="24"/>
+        </w:rPr>
+        <w:t xml:space="preserve"> «Приготу́йте путі́ Го́сподеві</w:t>
+      </w:r>
+      <w:r>
+        <w:rPr>
+          <w:rFonts w:ascii="Times New Roman" w:eastAsia="Times New Roman" w:hAnsi="Times New Roman" w:cs="Times New Roman"/>
+          <w:sz w:val="24"/>
+          <w:szCs w:val="24"/>
+        </w:rPr>
+        <w:t>*</w:t>
+      </w:r>
+      <w:r>
+        <w:rPr>
+          <w:rFonts w:ascii="Times New Roman" w:eastAsia="Times New Roman" w:hAnsi="Times New Roman" w:cs="Times New Roman"/>
+          <w:sz w:val="24"/>
+          <w:szCs w:val="24"/>
+        </w:rPr>
+        <w:t xml:space="preserve"> і стежки́ Його́ прями́ми вчині́ть!»</w:t>
+      </w:r>
+      <w:r>
+        <w:rPr>
+          <w:rFonts w:ascii="Times New Roman" w:eastAsia="Times New Roman" w:hAnsi="Times New Roman" w:cs="Times New Roman"/>
+          <w:sz w:val="24"/>
+          <w:szCs w:val="24"/>
+          <w:vertAlign w:val="superscript"/>
+        </w:rPr>
+        <w:t xml:space="preserve"> </w:t>
+      </w:r>
+      <w:r>
+        <w:rPr>
+          <w:rFonts w:ascii="Times New Roman" w:eastAsia="Times New Roman" w:hAnsi="Times New Roman" w:cs="Times New Roman"/>
+          <w:sz w:val="24"/>
+          <w:szCs w:val="24"/>
+          <w:vertAlign w:val="superscript"/>
+        </w:rPr>
+        <w:t>[АП]</w:t>
       </w:r>
     </w:p>
     <w:p>
@@ -3653,6 +4370,7 @@
           <w:sz w:val="24"/>
           <w:szCs w:val="24"/>
         </w:rPr>
+        <w:lastRenderedPageBreak/>
         <w:t>Будьмо уважні!</w:t>
       </w:r>
     </w:p>
@@ -3742,7 +4460,6 @@
           <w:b/>
           <w:i/>
           <w:color w:val="FF0000"/>
-          <w:sz w:val="24"/>
         </w:rPr>
         <w:t>Прокімен</w:t>
       </w:r>
@@ -3861,7 +4578,6 @@
           <w:b/>
           <w:i/>
           <w:color w:val="FF0000"/>
-          <w:sz w:val="24"/>
         </w:rPr>
         <w:t>Сподоби, Господи</w:t>
       </w:r>
@@ -4085,7 +4801,6 @@
           <w:b/>
           <w:i/>
           <w:color w:val="FF0000"/>
-          <w:sz w:val="24"/>
         </w:rPr>
         <w:t>Прохальна єктенія</w:t>
       </w:r>
@@ -4510,6 +5225,7 @@
           <w:sz w:val="24"/>
           <w:szCs w:val="24"/>
         </w:rPr>
+        <w:lastRenderedPageBreak/>
         <w:t>Християнської кончини життя нашого, безболісної, бездоганної, мирної, і доброго одвіту на страшному суді Христовому просім.</w:t>
       </w:r>
     </w:p>
@@ -4992,15 +5708,126 @@
           <w:sz w:val="24"/>
           <w:szCs w:val="24"/>
         </w:rPr>
-        <w:t>(г. 1):</w:t>
-      </w:r>
-      <w:r>
-        <w:rPr>
-          <w:rFonts w:ascii="Times New Roman" w:eastAsia="Times New Roman" w:hAnsi="Times New Roman" w:cs="Times New Roman"/>
-          <w:sz w:val="24"/>
-          <w:szCs w:val="24"/>
-        </w:rPr>
-        <w:t xml:space="preserve"> Світлий був, Спасе, минулий празник,* світліший же той, що приходить.* Тамтой сповістив ангел, а цей приготував Предтеча;* у попереднім проливалася кров, бо ридав бездітний Вифлеєм,* а цей появляють божественні води* – купіль для багатьох дітей;* тоді зоря звістила мудрецям,* а тепер Отець об'явив тебе світові.* Господи, що воплотився і знову приходиш явно,* – слава тобі!</w:t>
+        <w:t>(г. </w:t>
+      </w:r>
+      <w:r>
+        <w:rPr>
+          <w:rFonts w:ascii="Times New Roman" w:eastAsia="Times New Roman" w:hAnsi="Times New Roman" w:cs="Times New Roman"/>
+          <w:i/>
+          <w:color w:val="FF0000"/>
+          <w:sz w:val="24"/>
+          <w:szCs w:val="24"/>
+        </w:rPr>
+        <w:t>6</w:t>
+      </w:r>
+      <w:r>
+        <w:rPr>
+          <w:rFonts w:ascii="Times New Roman" w:eastAsia="Times New Roman" w:hAnsi="Times New Roman" w:cs="Times New Roman"/>
+          <w:i/>
+          <w:color w:val="FF0000"/>
+          <w:sz w:val="24"/>
+          <w:szCs w:val="24"/>
+        </w:rPr>
+        <w:t>, подібний: На третій день</w:t>
+      </w:r>
+      <w:r>
+        <w:rPr>
+          <w:rFonts w:ascii="Times New Roman" w:eastAsia="Times New Roman" w:hAnsi="Times New Roman" w:cs="Times New Roman"/>
+          <w:i/>
+          <w:color w:val="FF0000"/>
+          <w:sz w:val="24"/>
+          <w:szCs w:val="24"/>
+        </w:rPr>
+        <w:t>):</w:t>
+      </w:r>
+      <w:r>
+        <w:rPr>
+          <w:rFonts w:ascii="Times New Roman" w:eastAsia="Times New Roman" w:hAnsi="Times New Roman" w:cs="Times New Roman"/>
+          <w:sz w:val="24"/>
+          <w:szCs w:val="24"/>
+        </w:rPr>
+        <w:t xml:space="preserve"> </w:t>
+      </w:r>
+      <w:r>
+        <w:rPr>
+          <w:rFonts w:ascii="Times New Roman" w:eastAsia="Times New Roman" w:hAnsi="Times New Roman" w:cs="Times New Roman"/>
+          <w:sz w:val="24"/>
+          <w:szCs w:val="24"/>
+        </w:rPr>
+        <w:t>Зе́мле і те, що над земле́ю,</w:t>
+      </w:r>
+      <w:r>
+        <w:rPr>
+          <w:rFonts w:ascii="Times New Roman" w:eastAsia="Times New Roman" w:hAnsi="Times New Roman" w:cs="Times New Roman"/>
+          <w:sz w:val="24"/>
+          <w:szCs w:val="24"/>
+        </w:rPr>
+        <w:t>*</w:t>
+      </w:r>
+      <w:r>
+        <w:rPr>
+          <w:rFonts w:ascii="Times New Roman" w:eastAsia="Times New Roman" w:hAnsi="Times New Roman" w:cs="Times New Roman"/>
+          <w:sz w:val="24"/>
+          <w:szCs w:val="24"/>
+        </w:rPr>
+        <w:t xml:space="preserve"> затанцю́йте, раді́йте:</w:t>
+      </w:r>
+      <w:r>
+        <w:rPr>
+          <w:rFonts w:ascii="Times New Roman" w:eastAsia="Times New Roman" w:hAnsi="Times New Roman" w:cs="Times New Roman"/>
+          <w:sz w:val="24"/>
+          <w:szCs w:val="24"/>
+        </w:rPr>
+        <w:t>*</w:t>
+      </w:r>
+      <w:r>
+        <w:rPr>
+          <w:rFonts w:ascii="Times New Roman" w:eastAsia="Times New Roman" w:hAnsi="Times New Roman" w:cs="Times New Roman"/>
+          <w:sz w:val="24"/>
+          <w:szCs w:val="24"/>
+        </w:rPr>
+        <w:t xml:space="preserve"> Поті́к насоло́ди в ріку́ зану́рюється,</w:t>
+      </w:r>
+      <w:r>
+        <w:rPr>
+          <w:rFonts w:ascii="Times New Roman" w:eastAsia="Times New Roman" w:hAnsi="Times New Roman" w:cs="Times New Roman"/>
+          <w:sz w:val="24"/>
+          <w:szCs w:val="24"/>
+        </w:rPr>
+        <w:t>*</w:t>
+      </w:r>
+      <w:r>
+        <w:rPr>
+          <w:rFonts w:ascii="Times New Roman" w:eastAsia="Times New Roman" w:hAnsi="Times New Roman" w:cs="Times New Roman"/>
+          <w:sz w:val="24"/>
+          <w:szCs w:val="24"/>
+        </w:rPr>
+        <w:t xml:space="preserve"> вису́шуючи ви́лив зло́би,</w:t>
+      </w:r>
+      <w:r>
+        <w:rPr>
+          <w:rFonts w:ascii="Times New Roman" w:eastAsia="Times New Roman" w:hAnsi="Times New Roman" w:cs="Times New Roman"/>
+          <w:sz w:val="24"/>
+          <w:szCs w:val="24"/>
+        </w:rPr>
+        <w:t>*</w:t>
+      </w:r>
+      <w:r>
+        <w:rPr>
+          <w:rFonts w:ascii="Times New Roman" w:eastAsia="Times New Roman" w:hAnsi="Times New Roman" w:cs="Times New Roman"/>
+          <w:sz w:val="24"/>
+          <w:szCs w:val="24"/>
+        </w:rPr>
+        <w:t xml:space="preserve"> і вито́чує Боже́ственне відпу́щення.</w:t>
+      </w:r>
+      <w:r>
+        <w:rPr>
+          <w:rFonts w:ascii="Times New Roman" w:eastAsia="Times New Roman" w:hAnsi="Times New Roman" w:cs="Times New Roman"/>
+          <w:sz w:val="24"/>
+          <w:szCs w:val="24"/>
+          <w:vertAlign w:val="superscript"/>
+        </w:rPr>
+        <w:t>[АП]</w:t>
       </w:r>
     </w:p>
     <w:p>
@@ -5057,20 +5884,92 @@
       <w:r>
         <w:rPr>
           <w:rFonts w:ascii="Times New Roman" w:eastAsia="Times New Roman" w:hAnsi="Times New Roman" w:cs="Times New Roman"/>
-          <w:i/>
-          <w:color w:val="FF0000"/>
-          <w:sz w:val="24"/>
-          <w:szCs w:val="24"/>
-        </w:rPr>
-        <w:t>(г. 2):</w:t>
-      </w:r>
-      <w:r>
-        <w:rPr>
-          <w:rFonts w:ascii="Times New Roman" w:eastAsia="Times New Roman" w:hAnsi="Times New Roman" w:cs="Times New Roman"/>
-          <w:sz w:val="24"/>
-          <w:szCs w:val="24"/>
-        </w:rPr>
-        <w:t xml:space="preserve"> Оце Ісус очищується в Йордані,*а радше змиває наші гріхи.* Він бо дійсно приходить христитися,* бажаючи змити Адамів засуд,* і каже до Івана: Прийди, Христителю,* послужи установленню дивного таїнства!* Прийди, негайно простягни твою руку і торкнись голови того,* хто стер голову змієві* і відчинив зачинений гріхом рай,* коли змій підступно намовив скуштувати із забороненого дерева.</w:t>
+          <w:sz w:val="24"/>
+          <w:szCs w:val="24"/>
+        </w:rPr>
+        <w:t>Сві́тла су́щий Пода́тель Ісу́с,</w:t>
+      </w:r>
+      <w:r>
+        <w:rPr>
+          <w:rFonts w:ascii="Times New Roman" w:eastAsia="Times New Roman" w:hAnsi="Times New Roman" w:cs="Times New Roman"/>
+          <w:sz w:val="24"/>
+          <w:szCs w:val="24"/>
+        </w:rPr>
+        <w:t>*</w:t>
+      </w:r>
+      <w:r>
+        <w:rPr>
+          <w:rFonts w:ascii="Times New Roman" w:eastAsia="Times New Roman" w:hAnsi="Times New Roman" w:cs="Times New Roman"/>
+          <w:sz w:val="24"/>
+          <w:szCs w:val="24"/>
+        </w:rPr>
+        <w:t xml:space="preserve"> не потре́буючи хре́щення,</w:t>
+      </w:r>
+      <w:r>
+        <w:rPr>
+          <w:rFonts w:ascii="Times New Roman" w:eastAsia="Times New Roman" w:hAnsi="Times New Roman" w:cs="Times New Roman"/>
+          <w:sz w:val="24"/>
+          <w:szCs w:val="24"/>
+        </w:rPr>
+        <w:t>*</w:t>
+      </w:r>
+      <w:r>
+        <w:rPr>
+          <w:rFonts w:ascii="Times New Roman" w:eastAsia="Times New Roman" w:hAnsi="Times New Roman" w:cs="Times New Roman"/>
+          <w:sz w:val="24"/>
+          <w:szCs w:val="24"/>
+        </w:rPr>
+        <w:t xml:space="preserve"> пло́ттю прихо́дить до стру́менів Йорда́ну,</w:t>
+      </w:r>
+      <w:r>
+        <w:rPr>
+          <w:rFonts w:ascii="Times New Roman" w:eastAsia="Times New Roman" w:hAnsi="Times New Roman" w:cs="Times New Roman"/>
+          <w:sz w:val="24"/>
+          <w:szCs w:val="24"/>
+        </w:rPr>
+        <w:t>*</w:t>
+      </w:r>
+      <w:r>
+        <w:rPr>
+          <w:rFonts w:ascii="Times New Roman" w:eastAsia="Times New Roman" w:hAnsi="Times New Roman" w:cs="Times New Roman"/>
+          <w:sz w:val="24"/>
+          <w:szCs w:val="24"/>
+        </w:rPr>
+        <w:t xml:space="preserve"> просвіти́ти тих, що в те́мряві, бажа́ючи.</w:t>
+      </w:r>
+      <w:r>
+        <w:rPr>
+          <w:rFonts w:ascii="Times New Roman" w:eastAsia="Times New Roman" w:hAnsi="Times New Roman" w:cs="Times New Roman"/>
+          <w:sz w:val="24"/>
+          <w:szCs w:val="24"/>
+        </w:rPr>
+        <w:t>*</w:t>
+      </w:r>
+      <w:r>
+        <w:rPr>
+          <w:rFonts w:ascii="Times New Roman" w:eastAsia="Times New Roman" w:hAnsi="Times New Roman" w:cs="Times New Roman"/>
+          <w:sz w:val="24"/>
+          <w:szCs w:val="24"/>
+        </w:rPr>
+        <w:t xml:space="preserve"> З ві́рою Його́ горли́во зустрі́ньмо.</w:t>
+      </w:r>
+      <w:r>
+        <w:rPr>
+          <w:rFonts w:ascii="Times New Roman" w:eastAsia="Times New Roman" w:hAnsi="Times New Roman" w:cs="Times New Roman"/>
+          <w:sz w:val="24"/>
+          <w:szCs w:val="24"/>
+          <w:vertAlign w:val="superscript"/>
+        </w:rPr>
+        <w:t xml:space="preserve"> </w:t>
+      </w:r>
+      <w:r>
+        <w:rPr>
+          <w:rFonts w:ascii="Times New Roman" w:eastAsia="Times New Roman" w:hAnsi="Times New Roman" w:cs="Times New Roman"/>
+          <w:sz w:val="24"/>
+          <w:szCs w:val="24"/>
+          <w:vertAlign w:val="superscript"/>
+        </w:rPr>
+        <w:t>[АП]</w:t>
       </w:r>
     </w:p>
     <w:p>
@@ -5126,20 +6025,93 @@
       <w:r>
         <w:rPr>
           <w:rFonts w:ascii="Times New Roman" w:eastAsia="Times New Roman" w:hAnsi="Times New Roman" w:cs="Times New Roman"/>
-          <w:i/>
-          <w:color w:val="FF0000"/>
-          <w:sz w:val="24"/>
-          <w:szCs w:val="24"/>
-        </w:rPr>
-        <w:t>(г. 3):</w:t>
-      </w:r>
-      <w:r>
-        <w:rPr>
-          <w:rFonts w:ascii="Times New Roman" w:eastAsia="Times New Roman" w:hAnsi="Times New Roman" w:cs="Times New Roman"/>
-          <w:sz w:val="24"/>
-          <w:szCs w:val="24"/>
-        </w:rPr>
-        <w:t xml:space="preserve"> Світлий був минулий празник,* славніший же нинішній день.* Тоді мудреці поклонилися Спасові,* а тепер слуга охристив Владику;* там пастирі, побачивши його, заграли і зчудувалися,* а тут голос Отця звістив єдинородного Сина.</w:t>
+          <w:sz w:val="24"/>
+          <w:szCs w:val="24"/>
+        </w:rPr>
+        <w:lastRenderedPageBreak/>
+        <w:t>Несучи́ на Собі́ о́браз раба́,</w:t>
+      </w:r>
+      <w:r>
+        <w:rPr>
+          <w:rFonts w:ascii="Times New Roman" w:eastAsia="Times New Roman" w:hAnsi="Times New Roman" w:cs="Times New Roman"/>
+          <w:sz w:val="24"/>
+          <w:szCs w:val="24"/>
+        </w:rPr>
+        <w:t>*</w:t>
+      </w:r>
+      <w:r>
+        <w:rPr>
+          <w:rFonts w:ascii="Times New Roman" w:eastAsia="Times New Roman" w:hAnsi="Times New Roman" w:cs="Times New Roman"/>
+          <w:sz w:val="24"/>
+          <w:szCs w:val="24"/>
+        </w:rPr>
+        <w:t xml:space="preserve"> вихо́диш Ти, Хри́сте, щоб хрести́тися від раба́</w:t>
+      </w:r>
+      <w:r>
+        <w:rPr>
+          <w:rFonts w:ascii="Times New Roman" w:eastAsia="Times New Roman" w:hAnsi="Times New Roman" w:cs="Times New Roman"/>
+          <w:sz w:val="24"/>
+          <w:szCs w:val="24"/>
+        </w:rPr>
+        <w:t>*</w:t>
+      </w:r>
+      <w:r>
+        <w:rPr>
+          <w:rFonts w:ascii="Times New Roman" w:eastAsia="Times New Roman" w:hAnsi="Times New Roman" w:cs="Times New Roman"/>
+          <w:sz w:val="24"/>
+          <w:szCs w:val="24"/>
+        </w:rPr>
+        <w:t xml:space="preserve"> у Йорда́нських стру́менях,</w:t>
+      </w:r>
+      <w:r>
+        <w:rPr>
+          <w:rFonts w:ascii="Times New Roman" w:eastAsia="Times New Roman" w:hAnsi="Times New Roman" w:cs="Times New Roman"/>
+          <w:sz w:val="24"/>
+          <w:szCs w:val="24"/>
+        </w:rPr>
+        <w:t>*</w:t>
+      </w:r>
+      <w:r>
+        <w:rPr>
+          <w:rFonts w:ascii="Times New Roman" w:eastAsia="Times New Roman" w:hAnsi="Times New Roman" w:cs="Times New Roman"/>
+          <w:sz w:val="24"/>
+          <w:szCs w:val="24"/>
+        </w:rPr>
+        <w:t xml:space="preserve"> визволя́ючи від ра́бства дре́внього гріха́,</w:t>
+      </w:r>
+      <w:r>
+        <w:rPr>
+          <w:rFonts w:ascii="Times New Roman" w:eastAsia="Times New Roman" w:hAnsi="Times New Roman" w:cs="Times New Roman"/>
+          <w:sz w:val="24"/>
+          <w:szCs w:val="24"/>
+        </w:rPr>
+        <w:t>*</w:t>
+      </w:r>
+      <w:r>
+        <w:rPr>
+          <w:rFonts w:ascii="Times New Roman" w:eastAsia="Times New Roman" w:hAnsi="Times New Roman" w:cs="Times New Roman"/>
+          <w:sz w:val="24"/>
+          <w:szCs w:val="24"/>
+        </w:rPr>
+        <w:t xml:space="preserve"> і освя́чуючи, і просві́чуючи нас.</w:t>
+      </w:r>
+      <w:r>
+        <w:rPr>
+          <w:rFonts w:ascii="Times New Roman" w:eastAsia="Times New Roman" w:hAnsi="Times New Roman" w:cs="Times New Roman"/>
+          <w:sz w:val="24"/>
+          <w:szCs w:val="24"/>
+          <w:vertAlign w:val="superscript"/>
+        </w:rPr>
+        <w:t xml:space="preserve"> </w:t>
+      </w:r>
+      <w:r>
+        <w:rPr>
+          <w:rFonts w:ascii="Times New Roman" w:eastAsia="Times New Roman" w:hAnsi="Times New Roman" w:cs="Times New Roman"/>
+          <w:sz w:val="24"/>
+          <w:szCs w:val="24"/>
+          <w:vertAlign w:val="superscript"/>
+        </w:rPr>
+        <w:t>[АП]</w:t>
       </w:r>
     </w:p>
     <w:p>
@@ -5177,15 +6149,285 @@
           <w:sz w:val="24"/>
           <w:szCs w:val="24"/>
         </w:rPr>
-        <w:t>(г. 3):</w:t>
-      </w:r>
-      <w:r>
-        <w:rPr>
-          <w:rFonts w:ascii="Times New Roman" w:eastAsia="Times New Roman" w:hAnsi="Times New Roman" w:cs="Times New Roman"/>
-          <w:sz w:val="24"/>
-          <w:szCs w:val="24"/>
-        </w:rPr>
-        <w:t xml:space="preserve"> Вся земля хай радіє нині з пророками і гори хай веселяться!* Заверни – як написано – Йордане течію* і злякайся лиця Господнього,* бо це Бог, ставши людиною,* прийшов очистити всіх людей від Адамового гріха.</w:t>
+        <w:t>(г. </w:t>
+      </w:r>
+      <w:r>
+        <w:rPr>
+          <w:rFonts w:ascii="Times New Roman" w:eastAsia="Times New Roman" w:hAnsi="Times New Roman" w:cs="Times New Roman"/>
+          <w:i/>
+          <w:color w:val="FF0000"/>
+          <w:sz w:val="24"/>
+          <w:szCs w:val="24"/>
+        </w:rPr>
+        <w:t>6</w:t>
+      </w:r>
+      <w:r>
+        <w:rPr>
+          <w:rFonts w:ascii="Times New Roman" w:eastAsia="Times New Roman" w:hAnsi="Times New Roman" w:cs="Times New Roman"/>
+          <w:i/>
+          <w:color w:val="FF0000"/>
+          <w:sz w:val="24"/>
+          <w:szCs w:val="24"/>
+        </w:rPr>
+        <w:t>):</w:t>
+      </w:r>
+      <w:r>
+        <w:rPr>
+          <w:rFonts w:ascii="Times New Roman" w:eastAsia="Times New Roman" w:hAnsi="Times New Roman" w:cs="Times New Roman"/>
+          <w:sz w:val="24"/>
+          <w:szCs w:val="24"/>
+        </w:rPr>
+        <w:t xml:space="preserve"> </w:t>
+      </w:r>
+      <w:r>
+        <w:rPr>
+          <w:rFonts w:ascii="Times New Roman" w:eastAsia="Times New Roman" w:hAnsi="Times New Roman" w:cs="Times New Roman"/>
+          <w:sz w:val="24"/>
+          <w:szCs w:val="24"/>
+        </w:rPr>
+        <w:t>Хай возра́дується пусте́ля Йорда́нська</w:t>
+      </w:r>
+      <w:r>
+        <w:rPr>
+          <w:rFonts w:ascii="Times New Roman" w:eastAsia="Times New Roman" w:hAnsi="Times New Roman" w:cs="Times New Roman"/>
+          <w:sz w:val="24"/>
+          <w:szCs w:val="24"/>
+        </w:rPr>
+        <w:t>*</w:t>
+      </w:r>
+      <w:r>
+        <w:rPr>
+          <w:rFonts w:ascii="Times New Roman" w:eastAsia="Times New Roman" w:hAnsi="Times New Roman" w:cs="Times New Roman"/>
+          <w:sz w:val="24"/>
+          <w:szCs w:val="24"/>
+        </w:rPr>
+        <w:t xml:space="preserve"> і хай цвіте́, як ліле́я,</w:t>
+      </w:r>
+      <w:r>
+        <w:rPr>
+          <w:rFonts w:ascii="Times New Roman" w:eastAsia="Times New Roman" w:hAnsi="Times New Roman" w:cs="Times New Roman"/>
+          <w:sz w:val="24"/>
+          <w:szCs w:val="24"/>
+        </w:rPr>
+        <w:t>*</w:t>
+      </w:r>
+      <w:r>
+        <w:rPr>
+          <w:rFonts w:ascii="Times New Roman" w:eastAsia="Times New Roman" w:hAnsi="Times New Roman" w:cs="Times New Roman"/>
+          <w:sz w:val="24"/>
+          <w:szCs w:val="24"/>
+        </w:rPr>
+        <w:t xml:space="preserve"> бо го́лос вопію́щого почу́то в ній:</w:t>
+      </w:r>
+      <w:r>
+        <w:rPr>
+          <w:rFonts w:ascii="Times New Roman" w:eastAsia="Times New Roman" w:hAnsi="Times New Roman" w:cs="Times New Roman"/>
+          <w:sz w:val="24"/>
+          <w:szCs w:val="24"/>
+        </w:rPr>
+        <w:t>*</w:t>
+      </w:r>
+      <w:r>
+        <w:rPr>
+          <w:rFonts w:ascii="Times New Roman" w:eastAsia="Times New Roman" w:hAnsi="Times New Roman" w:cs="Times New Roman"/>
+          <w:sz w:val="24"/>
+          <w:szCs w:val="24"/>
+        </w:rPr>
+        <w:t xml:space="preserve"> «Приготу́йте путь Госпо́дню!»</w:t>
+      </w:r>
+      <w:r>
+        <w:rPr>
+          <w:rFonts w:ascii="Times New Roman" w:eastAsia="Times New Roman" w:hAnsi="Times New Roman" w:cs="Times New Roman"/>
+          <w:sz w:val="24"/>
+          <w:szCs w:val="24"/>
+        </w:rPr>
+        <w:t>*</w:t>
+      </w:r>
+      <w:r>
+        <w:rPr>
+          <w:rFonts w:ascii="Times New Roman" w:eastAsia="Times New Roman" w:hAnsi="Times New Roman" w:cs="Times New Roman"/>
+          <w:sz w:val="24"/>
+          <w:szCs w:val="24"/>
+        </w:rPr>
+        <w:t xml:space="preserve"> Бо Той, Хто го́ри поста́вив прямови́сно</w:t>
+      </w:r>
+      <w:r>
+        <w:rPr>
+          <w:rFonts w:ascii="Times New Roman" w:eastAsia="Times New Roman" w:hAnsi="Times New Roman" w:cs="Times New Roman"/>
+          <w:sz w:val="24"/>
+          <w:szCs w:val="24"/>
+        </w:rPr>
+        <w:t>*</w:t>
+      </w:r>
+      <w:r>
+        <w:rPr>
+          <w:rFonts w:ascii="Times New Roman" w:eastAsia="Times New Roman" w:hAnsi="Times New Roman" w:cs="Times New Roman"/>
+          <w:sz w:val="24"/>
+          <w:szCs w:val="24"/>
+        </w:rPr>
+        <w:t xml:space="preserve"> і доли́ни мі́рою,</w:t>
+      </w:r>
+      <w:r>
+        <w:rPr>
+          <w:rFonts w:ascii="Times New Roman" w:eastAsia="Times New Roman" w:hAnsi="Times New Roman" w:cs="Times New Roman"/>
+          <w:sz w:val="24"/>
+          <w:szCs w:val="24"/>
+        </w:rPr>
+        <w:t>*</w:t>
+      </w:r>
+      <w:r>
+        <w:rPr>
+          <w:rFonts w:ascii="Times New Roman" w:eastAsia="Times New Roman" w:hAnsi="Times New Roman" w:cs="Times New Roman"/>
+          <w:sz w:val="24"/>
+          <w:szCs w:val="24"/>
+        </w:rPr>
+        <w:t xml:space="preserve"> Хто все наповня́є як Бог,</w:t>
+      </w:r>
+      <w:r>
+        <w:rPr>
+          <w:rFonts w:ascii="Times New Roman" w:eastAsia="Times New Roman" w:hAnsi="Times New Roman" w:cs="Times New Roman"/>
+          <w:sz w:val="24"/>
+          <w:szCs w:val="24"/>
+        </w:rPr>
+        <w:t>*</w:t>
+      </w:r>
+      <w:r>
+        <w:rPr>
+          <w:rFonts w:ascii="Times New Roman" w:eastAsia="Times New Roman" w:hAnsi="Times New Roman" w:cs="Times New Roman"/>
+          <w:sz w:val="24"/>
+          <w:szCs w:val="24"/>
+        </w:rPr>
+        <w:t xml:space="preserve"> хреща́ється від раба́.</w:t>
+      </w:r>
+      <w:r>
+        <w:rPr>
+          <w:rFonts w:ascii="Times New Roman" w:eastAsia="Times New Roman" w:hAnsi="Times New Roman" w:cs="Times New Roman"/>
+          <w:sz w:val="24"/>
+          <w:szCs w:val="24"/>
+        </w:rPr>
+        <w:t>*</w:t>
+      </w:r>
+      <w:r>
+        <w:rPr>
+          <w:rFonts w:ascii="Times New Roman" w:eastAsia="Times New Roman" w:hAnsi="Times New Roman" w:cs="Times New Roman"/>
+          <w:sz w:val="24"/>
+          <w:szCs w:val="24"/>
+        </w:rPr>
+        <w:t xml:space="preserve"> Убожі́ти почина́є бага́ті дари́ Дару́ючий.</w:t>
+      </w:r>
+      <w:r>
+        <w:rPr>
+          <w:rFonts w:ascii="Times New Roman" w:eastAsia="Times New Roman" w:hAnsi="Times New Roman" w:cs="Times New Roman"/>
+          <w:sz w:val="24"/>
+          <w:szCs w:val="24"/>
+        </w:rPr>
+        <w:t>*</w:t>
+      </w:r>
+      <w:r>
+        <w:rPr>
+          <w:rFonts w:ascii="Times New Roman" w:eastAsia="Times New Roman" w:hAnsi="Times New Roman" w:cs="Times New Roman"/>
+          <w:sz w:val="24"/>
+          <w:szCs w:val="24"/>
+        </w:rPr>
+        <w:t xml:space="preserve"> Почу́ла Є́ва:</w:t>
+      </w:r>
+      <w:r>
+        <w:rPr>
+          <w:rFonts w:ascii="Times New Roman" w:eastAsia="Times New Roman" w:hAnsi="Times New Roman" w:cs="Times New Roman"/>
+          <w:sz w:val="24"/>
+          <w:szCs w:val="24"/>
+        </w:rPr>
+        <w:t>*</w:t>
+      </w:r>
+      <w:r>
+        <w:rPr>
+          <w:rFonts w:ascii="Times New Roman" w:eastAsia="Times New Roman" w:hAnsi="Times New Roman" w:cs="Times New Roman"/>
+          <w:sz w:val="24"/>
+          <w:szCs w:val="24"/>
+        </w:rPr>
+        <w:t xml:space="preserve"> «У стражда́ннях наро́джуватимеш діте́й»</w:t>
+      </w:r>
+      <w:r>
+        <w:rPr>
+          <w:rFonts w:ascii="Times New Roman" w:eastAsia="Times New Roman" w:hAnsi="Times New Roman" w:cs="Times New Roman"/>
+          <w:sz w:val="24"/>
+          <w:szCs w:val="24"/>
+        </w:rPr>
+        <w:t>*</w:t>
+      </w:r>
+      <w:r>
+        <w:rPr>
+          <w:rFonts w:ascii="Times New Roman" w:eastAsia="Times New Roman" w:hAnsi="Times New Roman" w:cs="Times New Roman"/>
+          <w:sz w:val="24"/>
+          <w:szCs w:val="24"/>
+        </w:rPr>
+        <w:t xml:space="preserve"> Ни́ні ж почу́ла Ді́ва:</w:t>
+      </w:r>
+      <w:r>
+        <w:rPr>
+          <w:rFonts w:ascii="Times New Roman" w:eastAsia="Times New Roman" w:hAnsi="Times New Roman" w:cs="Times New Roman"/>
+          <w:sz w:val="24"/>
+          <w:szCs w:val="24"/>
+        </w:rPr>
+        <w:t>*</w:t>
+      </w:r>
+      <w:r>
+        <w:rPr>
+          <w:rFonts w:ascii="Times New Roman" w:eastAsia="Times New Roman" w:hAnsi="Times New Roman" w:cs="Times New Roman"/>
+          <w:sz w:val="24"/>
+          <w:szCs w:val="24"/>
+        </w:rPr>
+        <w:t xml:space="preserve"> «Ра́дуйся, Благода́тная,</w:t>
+      </w:r>
+      <w:r>
+        <w:rPr>
+          <w:rFonts w:ascii="Times New Roman" w:eastAsia="Times New Roman" w:hAnsi="Times New Roman" w:cs="Times New Roman"/>
+          <w:sz w:val="24"/>
+          <w:szCs w:val="24"/>
+        </w:rPr>
+        <w:t>*</w:t>
+      </w:r>
+      <w:r>
+        <w:rPr>
+          <w:rFonts w:ascii="Times New Roman" w:eastAsia="Times New Roman" w:hAnsi="Times New Roman" w:cs="Times New Roman"/>
+          <w:sz w:val="24"/>
+          <w:szCs w:val="24"/>
+        </w:rPr>
+        <w:t xml:space="preserve"> з Тобо́ю Госпо́дь,</w:t>
+      </w:r>
+      <w:r>
+        <w:rPr>
+          <w:rFonts w:ascii="Times New Roman" w:eastAsia="Times New Roman" w:hAnsi="Times New Roman" w:cs="Times New Roman"/>
+          <w:sz w:val="24"/>
+          <w:szCs w:val="24"/>
+        </w:rPr>
+        <w:t>*</w:t>
+      </w:r>
+      <w:r>
+        <w:rPr>
+          <w:rFonts w:ascii="Times New Roman" w:eastAsia="Times New Roman" w:hAnsi="Times New Roman" w:cs="Times New Roman"/>
+          <w:sz w:val="24"/>
+          <w:szCs w:val="24"/>
+        </w:rPr>
+        <w:t xml:space="preserve"> що має вели́ку ми́лість!»</w:t>
+      </w:r>
+      <w:r>
+        <w:rPr>
+          <w:rFonts w:ascii="Times New Roman" w:eastAsia="Times New Roman" w:hAnsi="Times New Roman" w:cs="Times New Roman"/>
+          <w:sz w:val="24"/>
+          <w:szCs w:val="24"/>
+          <w:vertAlign w:val="superscript"/>
+        </w:rPr>
+        <w:t xml:space="preserve"> </w:t>
+      </w:r>
+      <w:r>
+        <w:rPr>
+          <w:rFonts w:ascii="Times New Roman" w:eastAsia="Times New Roman" w:hAnsi="Times New Roman" w:cs="Times New Roman"/>
+          <w:sz w:val="24"/>
+          <w:szCs w:val="24"/>
+          <w:vertAlign w:val="superscript"/>
+        </w:rPr>
+        <w:t>[АП]</w:t>
       </w:r>
     </w:p>
     <w:p>
@@ -5217,7 +6459,6 @@
           <w:b/>
           <w:i/>
           <w:color w:val="FF0000"/>
-          <w:sz w:val="24"/>
         </w:rPr>
         <w:t>Пісня Симеона</w:t>
       </w:r>
@@ -5547,7 +6788,6 @@
           <w:b/>
           <w:i/>
           <w:color w:val="FF0000"/>
-          <w:sz w:val="24"/>
         </w:rPr>
         <w:t>Тропарі</w:t>
       </w:r>
@@ -5719,8 +6959,8 @@
           <w:b/>
           <w:i/>
           <w:color w:val="FF0000"/>
-          <w:sz w:val="24"/>
-        </w:rPr>
+        </w:rPr>
+        <w:lastRenderedPageBreak/>
         <w:t>Єктенія усильного благання</w:t>
       </w:r>
     </w:p>
@@ -6485,7 +7725,6 @@
           <w:b/>
           <w:i/>
           <w:color w:val="FF0000"/>
-          <w:sz w:val="24"/>
         </w:rPr>
         <w:t>Після Вечірні</w:t>
       </w:r>
@@ -6573,7 +7812,6 @@
         <w:rPr>
           <w:rFonts w:ascii="Times New Roman" w:eastAsia="Times New Roman" w:hAnsi="Times New Roman" w:cs="Times New Roman"/>
           <w:b/>
-          <w:sz w:val="24"/>
         </w:rPr>
         <w:t>УТРЕНЯ</w:t>
       </w:r>
@@ -7282,6 +8520,7 @@
           <w:sz w:val="24"/>
           <w:szCs w:val="24"/>
         </w:rPr>
+        <w:lastRenderedPageBreak/>
         <w:t>Кажу бо: Нехай не втішаються наді мною, як захитається моя нога,* нехай не несуться проти мене.</w:t>
       </w:r>
     </w:p>
@@ -7948,6 +9187,7 @@
           <w:sz w:val="24"/>
           <w:szCs w:val="24"/>
         </w:rPr>
+        <w:lastRenderedPageBreak/>
         <w:t>Тяжить на мені твій гнів,* і всіма хвилями твоїми гнітиш мене.</w:t>
       </w:r>
     </w:p>
@@ -8590,6 +9830,7 @@
           <w:sz w:val="24"/>
           <w:szCs w:val="24"/>
         </w:rPr>
+        <w:lastRenderedPageBreak/>
         <w:t>Благословіте Господа, всі його небесні сили,* слуги його, що чините його волю.</w:t>
       </w:r>
     </w:p>
@@ -8954,7 +10195,6 @@
           <w:b/>
           <w:i/>
           <w:color w:val="FF0000"/>
-          <w:sz w:val="24"/>
         </w:rPr>
         <w:t>Утренні молитви</w:t>
       </w:r>
@@ -9060,6 +10300,7 @@
           <w:sz w:val="24"/>
           <w:szCs w:val="24"/>
         </w:rPr>
+        <w:lastRenderedPageBreak/>
         <w:t>3.</w:t>
       </w:r>
       <w:r>
@@ -9219,7 +10460,17 @@
           <w:sz w:val="24"/>
           <w:szCs w:val="24"/>
         </w:rPr>
-        <w:t>Господи, Боже наш, що сонну неміч забрав від нас і покликав нас візванням святим, щоб і вночі підносити руки наші і прославляти тебе за справедливі твої присуди. Прийми благання наші, моління, визнавання, нічні служби і даруй нам, Боже, віру бездоганну, надію впевнену, любов нелицемірну. Благослови наші входи й виходи, вчинки, слова, діла й думки; і дай нам дочекатися початку дня, нам, що хвалять й оспівують, і благословлять добрість твоєї несказанної сили, щоб було благословенне твоє пресвяте ім'я і прославлене твоє царство: Отця, і Сина, і Святого Духа, нині і повсякчас, і на віки віків. Амінь.</w:t>
+        <w:t xml:space="preserve">Господи, Боже наш, що сонну неміч забрав від нас і покликав нас візванням святим, щоб і вночі підносити руки наші і прославляти тебе за справедливі твої присуди. Прийми благання наші, моління, визнавання, нічні служби і даруй нам, Боже, віру бездоганну, надію впевнену, любов нелицемірну. Благослови наші входи й виходи, вчинки, слова, діла й думки; і дай нам дочекатися початку дня, нам, що хвалять й оспівують, і благословлять </w:t>
+      </w:r>
+      <w:r>
+        <w:rPr>
+          <w:rFonts w:ascii="Times New Roman" w:eastAsia="Times New Roman" w:hAnsi="Times New Roman" w:cs="Times New Roman"/>
+          <w:color w:val="000000"/>
+          <w:sz w:val="24"/>
+          <w:szCs w:val="24"/>
+        </w:rPr>
+        <w:lastRenderedPageBreak/>
+        <w:t>добрість твоєї несказанної сили, щоб було благословенне твоє пресвяте ім'я і прославлене твоє царство: Отця, і Сина, і Святого Духа, нині і повсякчас, і на віки віків. Амінь.</w:t>
       </w:r>
     </w:p>
     <w:p>
@@ -9672,6 +10923,7 @@
           <w:sz w:val="24"/>
           <w:szCs w:val="24"/>
         </w:rPr>
+        <w:lastRenderedPageBreak/>
         <w:t>Вірні:</w:t>
       </w:r>
       <w:r>
@@ -10151,7 +11403,6 @@
           <w:b/>
           <w:i/>
           <w:color w:val="FF0000"/>
-          <w:sz w:val="24"/>
         </w:rPr>
         <w:t>Бог Господь...</w:t>
       </w:r>
@@ -10160,7 +11411,6 @@
           <w:rFonts w:ascii="Times New Roman" w:eastAsia="Times New Roman" w:hAnsi="Times New Roman" w:cs="Times New Roman"/>
           <w:i/>
           <w:color w:val="FF0000"/>
-          <w:sz w:val="24"/>
         </w:rPr>
         <w:t xml:space="preserve"> (Пс. 117), глас 4</w:t>
       </w:r>
@@ -10384,7 +11634,6 @@
           <w:b/>
           <w:i/>
           <w:color w:val="FF0000"/>
-          <w:sz w:val="24"/>
         </w:rPr>
         <w:t>Тропарі</w:t>
       </w:r>
@@ -10439,6 +11688,7 @@
           <w:szCs w:val="24"/>
           <w:highlight w:val="white"/>
         </w:rPr>
+        <w:lastRenderedPageBreak/>
         <w:t xml:space="preserve"> (г. 4):</w:t>
       </w:r>
       <w:r>
@@ -10623,7 +11873,6 @@
           <w:b/>
           <w:i/>
           <w:color w:val="FF0000"/>
-          <w:sz w:val="24"/>
         </w:rPr>
         <w:t>Мала єктенія</w:t>
       </w:r>
@@ -10916,7 +12165,6 @@
           <w:b/>
           <w:i/>
           <w:color w:val="FF0000"/>
-          <w:sz w:val="24"/>
         </w:rPr>
         <w:t>Перший сідальний</w:t>
       </w:r>
@@ -11031,8 +12279,8 @@
           <w:b/>
           <w:i/>
           <w:color w:val="FF0000"/>
-          <w:sz w:val="24"/>
-        </w:rPr>
+        </w:rPr>
+        <w:lastRenderedPageBreak/>
         <w:t>Мала єктенія</w:t>
       </w:r>
     </w:p>
@@ -11324,7 +12572,6 @@
           <w:b/>
           <w:i/>
           <w:color w:val="FF0000"/>
-          <w:sz w:val="24"/>
         </w:rPr>
         <w:t>Другий сідальний</w:t>
       </w:r>
@@ -11415,7 +12662,6 @@
           <w:b/>
           <w:i/>
           <w:color w:val="FF0000"/>
-          <w:sz w:val="24"/>
         </w:rPr>
         <w:t>Псалом 50</w:t>
       </w:r>
@@ -11607,6 +12853,7 @@
           <w:sz w:val="24"/>
           <w:szCs w:val="24"/>
         </w:rPr>
+        <w:lastRenderedPageBreak/>
         <w:t>Відверни лице твоє від гріхів моїх,* і всі беззаконня мої очисти.</w:t>
       </w:r>
     </w:p>
@@ -12236,6 +13483,7 @@
           <w:sz w:val="24"/>
           <w:szCs w:val="24"/>
         </w:rPr>
+        <w:lastRenderedPageBreak/>
         <w:t>Ірмос:</w:t>
       </w:r>
       <w:r>
@@ -12479,7 +13727,6 @@
           <w:b/>
           <w:i/>
           <w:color w:val="FF0000"/>
-          <w:sz w:val="24"/>
         </w:rPr>
         <w:t>Мала єктенія</w:t>
       </w:r>
@@ -12969,6 +14216,7 @@
           <w:sz w:val="24"/>
           <w:szCs w:val="24"/>
         </w:rPr>
+        <w:lastRenderedPageBreak/>
         <w:t>Веселися, вся людська природа, як пустеля, раніше спрагла; нині явився Потік солодкости, Йорданськими водами визволяючи від спеки гріха; Йому співаємо вірно: слава силі Твоїй, Господи.</w:t>
       </w:r>
     </w:p>
@@ -13547,7 +14795,6 @@
           <w:b/>
           <w:i/>
           <w:color w:val="FF0000"/>
-          <w:sz w:val="24"/>
         </w:rPr>
         <w:t>Мала єктенія</w:t>
       </w:r>
@@ -13679,6 +14926,7 @@
           <w:sz w:val="24"/>
           <w:szCs w:val="24"/>
         </w:rPr>
+        <w:lastRenderedPageBreak/>
         <w:t>Пресвяту, пречисту, преблагословенну, славну Владичицю нашу Богородицю і приснодіву Марію, з усіма святими пом'янувши, самі себе, і один одного, і все життя наше Христу Богові віддаймо.</w:t>
       </w:r>
     </w:p>
@@ -14327,6 +15575,7 @@
           <w:sz w:val="24"/>
           <w:szCs w:val="24"/>
         </w:rPr>
+        <w:lastRenderedPageBreak/>
         <w:t>Стих:</w:t>
       </w:r>
       <w:r>
@@ -14463,7 +15712,6 @@
           <w:b/>
           <w:i/>
           <w:color w:val="FF0000"/>
-          <w:sz w:val="24"/>
         </w:rPr>
         <w:t>Пісня Богородиці</w:t>
       </w:r>
@@ -14898,7 +16146,6 @@
           <w:b/>
           <w:i/>
           <w:color w:val="FF0000"/>
-          <w:sz w:val="24"/>
         </w:rPr>
         <w:t>Мала єктенія</w:t>
       </w:r>
@@ -14945,6 +16192,7 @@
           <w:sz w:val="24"/>
           <w:szCs w:val="24"/>
         </w:rPr>
+        <w:lastRenderedPageBreak/>
         <w:t>Вірні:</w:t>
       </w:r>
       <w:r>
@@ -15191,7 +16439,6 @@
           <w:b/>
           <w:i/>
           <w:color w:val="FF0000"/>
-          <w:sz w:val="24"/>
         </w:rPr>
         <w:t>Світильний</w:t>
       </w:r>
@@ -15603,6 +16850,7 @@
           <w:sz w:val="24"/>
           <w:szCs w:val="24"/>
         </w:rPr>
+        <w:lastRenderedPageBreak/>
         <w:t>Нехай Ізраїль своїм Творцем радіє,* нехай своїм царем сини Сіону веселяться.</w:t>
       </w:r>
     </w:p>
@@ -15888,7 +17136,6 @@
           <w:b/>
           <w:i/>
           <w:color w:val="FF0000"/>
-          <w:sz w:val="24"/>
         </w:rPr>
         <w:t>Мале славослов'я</w:t>
       </w:r>
@@ -16190,6 +17437,7 @@
           <w:sz w:val="24"/>
           <w:szCs w:val="24"/>
         </w:rPr>
+        <w:lastRenderedPageBreak/>
         <w:t>Бо в тебе є джерело життя,* у твоїм світлі побачимо світло.</w:t>
       </w:r>
     </w:p>
@@ -16431,7 +17679,6 @@
           <w:b/>
           <w:i/>
           <w:color w:val="FF0000"/>
-          <w:sz w:val="24"/>
         </w:rPr>
         <w:t>Прохальна єктенія</w:t>
       </w:r>
@@ -16951,7 +18198,17 @@
           <w:szCs w:val="24"/>
           <w:u w:val="single"/>
         </w:rPr>
-        <w:t>[Владико, Боже святий і неосяжний, що казав із темряви світлові засіяти, що заспокоїв нас у нічному сні й підвів до величання і моління твоєї доброти! Ти, що даєш себе умолити задля свого милосердя, прийми і нині нас, що поклоняємося тобі й по силі дякуємо тобі; і даруй нам те, чого просимо задля спасіння. Вчини нас синами світла і дня та спадкоємцями вічних твоїх дібр. Пом'яни, Господи, за багатством ласк твоїх усіх людей, що є і моляться з нами, і всю братію нашу на землі й на морі, і на всякому місці володіння твого, що потребують твоєї любови й помочі. Усім вияви велику твою милість, щоб спасенні, як душею так і тілом, завжди перебували й відважно славили чудне й благословенне ім'я твоє.]</w:t>
+        <w:t xml:space="preserve">[Владико, Боже святий і неосяжний, що казав із темряви світлові засіяти, що заспокоїв нас у нічному сні й підвів до величання і моління твоєї доброти! Ти, що даєш себе умолити </w:t>
+      </w:r>
+      <w:r>
+        <w:rPr>
+          <w:rFonts w:ascii="Times New Roman" w:eastAsia="Times New Roman" w:hAnsi="Times New Roman" w:cs="Times New Roman"/>
+          <w:sz w:val="24"/>
+          <w:szCs w:val="24"/>
+          <w:u w:val="single"/>
+        </w:rPr>
+        <w:lastRenderedPageBreak/>
+        <w:t>задля свого милосердя, прийми і нині нас, що поклоняємося тобі й по силі дякуємо тобі; і даруй нам те, чого просимо задля спасіння. Вчини нас синами світла і дня та спадкоємцями вічних твоїх дібр. Пом'яни, Господи, за багатством ласк твоїх усіх людей, що є і моляться з нами, і всю братію нашу на землі й на морі, і на всякому місці володіння твого, що потребують твоєї любови й помочі. Усім вияви велику твою милість, щоб спасенні, як душею так і тілом, завжди перебували й відважно славили чудне й благословенне ім'я твоє.]</w:t>
       </w:r>
     </w:p>
     <w:p>
@@ -17597,6 +18854,7 @@
           <w:sz w:val="24"/>
           <w:szCs w:val="24"/>
         </w:rPr>
+        <w:lastRenderedPageBreak/>
         <w:t>Слава Отцю, і Сину, і Святому Духові,* і нині і повсякчас, і на віки віків. Амінь.</w:t>
       </w:r>
     </w:p>
@@ -17820,7 +19078,6 @@
           <w:b/>
           <w:i/>
           <w:color w:val="FF0000"/>
-          <w:sz w:val="24"/>
         </w:rPr>
         <w:t>Тропарі</w:t>
       </w:r>
@@ -17992,7 +19249,6 @@
           <w:b/>
           <w:i/>
           <w:color w:val="FF0000"/>
-          <w:sz w:val="24"/>
         </w:rPr>
         <w:t>Єктенія усильного благання</w:t>
       </w:r>
@@ -18386,6 +19642,7 @@
           <w:sz w:val="24"/>
           <w:szCs w:val="24"/>
         </w:rPr>
+        <w:lastRenderedPageBreak/>
         <w:t>Вірні:</w:t>
       </w:r>
       <w:r>
